--- a/DW&BI/GirlsPower_Cristea_Bianca_Proiect.docx
+++ b/DW&BI/GirlsPower_Cristea_Bianca_Proiect.docx
@@ -23,6 +23,11 @@
     <w:p>
       <w:pPr>
         <w:jc w:val="center"/>
+        <w:rPr>
+          <w:b/>
+          <w:bCs/>
+          <w:lang w:val="ro-RO"/>
+        </w:rPr>
       </w:pPr>
       <w:r>
         <w:rPr>
@@ -35,21 +40,76 @@
       </w:r>
     </w:p>
     <w:p>
+      <w:pPr>
+        <w:pStyle w:val="Heading1"/>
+        <w:rPr>
+          <w:lang w:val="es-ES"/>
+        </w:rPr>
+      </w:pPr>
+      <w:r>
+        <w:tab/>
+      </w:r>
+      <w:r>
+        <w:tab/>
+      </w:r>
+      <w:r>
+        <w:tab/>
+      </w:r>
+      <w:r>
+        <w:tab/>
+      </w:r>
+      <w:proofErr w:type="spellStart"/>
+      <w:r>
+        <w:rPr>
+          <w:lang w:val="es-ES"/>
+        </w:rPr>
+        <w:t>Raportul</w:t>
+      </w:r>
+      <w:proofErr w:type="spellEnd"/>
+      <w:r>
+        <w:rPr>
+          <w:lang w:val="es-ES"/>
+        </w:rPr>
+        <w:t xml:space="preserve"> de </w:t>
+      </w:r>
+      <w:proofErr w:type="spellStart"/>
+      <w:r>
+        <w:rPr>
+          <w:lang w:val="es-ES"/>
+        </w:rPr>
+        <w:t>analiză</w:t>
+      </w:r>
+      <w:proofErr w:type="spellEnd"/>
+    </w:p>
+    <w:p>
+      <w:pPr>
+        <w:rPr>
+          <w:lang w:val="es-ES"/>
+        </w:rPr>
+      </w:pPr>
       <w:r>
         <w:rPr>
           <w:b/>
           <w:bCs/>
-          <w:highlight w:val="lightGray"/>
+          <w:highlight w:val="darkGray"/>
           <w:u w:val="single"/>
           <w:lang w:val="ro-RO"/>
         </w:rPr>
         <w:t>MODUL ANALIZĂ</w:t>
       </w:r>
       <w:r>
+        <w:rPr>
+          <w:lang w:val="es-ES"/>
+        </w:rPr>
         <w:t> </w:t>
       </w:r>
     </w:p>
     <w:p>
+      <w:pPr>
+        <w:rPr>
+          <w:lang w:val="es-ES"/>
+        </w:rPr>
+      </w:pPr>
       <w:r>
         <w:rPr>
           <w:b/>
@@ -59,6 +119,9 @@
         <w:t>Cerințe Raport Analiză</w:t>
       </w:r>
       <w:r>
+        <w:rPr>
+          <w:lang w:val="es-ES"/>
+        </w:rPr>
         <w:t> </w:t>
       </w:r>
     </w:p>
@@ -66,7 +129,7 @@
       <w:pPr>
         <w:numPr>
           <w:ilvl w:val="0"/>
-          <w:numId w:val="1"/>
+          <w:numId w:val="28"/>
         </w:numPr>
         <w:rPr>
           <w:lang w:val="es-ES"/>
@@ -94,48 +157,24 @@
         </w:rPr>
         <w:t xml:space="preserve">obligatoriu </w:t>
       </w:r>
-      <w:r>
-        <w:rPr>
-          <w:lang w:val="es-ES"/>
-        </w:rPr>
-        <w:t> </w:t>
-      </w:r>
     </w:p>
     <w:p>
       <w:pPr>
         <w:rPr>
-          <w:lang w:val="es-ES"/>
-        </w:rPr>
-      </w:pPr>
-      <w:r>
-        <w:rPr>
-          <w:lang w:val="ro-RO"/>
-        </w:rPr>
-        <w:t>Modelul de bază de date propus reprezintă un sistem de gestiune pentru o unitate hotelieră care oferă servicii de cazare, evenimente și servicii suplimentare (spa, fitness, transport etc.).</w:t>
-      </w:r>
-      <w:r>
-        <w:rPr>
-          <w:lang w:val="es-ES"/>
-        </w:rPr>
-        <w:t> </w:t>
-      </w:r>
-      <w:r>
-        <w:rPr>
-          <w:lang w:val="es-ES"/>
-        </w:rPr>
-        <w:br/>
-      </w:r>
-      <w:r>
-        <w:rPr>
-          <w:lang w:val="ro-RO"/>
-        </w:rPr>
-        <w:t>Scopul principal al aplicației este de a gestiona relațiile dintre clienți, rezervări, camere, servicii, plăți și evenimente, asigurând o evidență completă și coerentă a tuturor operațiunilor.</w:t>
-      </w:r>
-      <w:r>
-        <w:rPr>
-          <w:lang w:val="es-ES"/>
-        </w:rPr>
-        <w:t> </w:t>
+          <w:lang w:val="ro-RO"/>
+        </w:rPr>
+      </w:pPr>
+      <w:r>
+        <w:rPr>
+          <w:lang w:val="ro-RO"/>
+        </w:rPr>
+        <w:t xml:space="preserve">Modelul de bază de date </w:t>
+      </w:r>
+      <w:r>
+        <w:rPr>
+          <w:lang w:val="ro-RO"/>
+        </w:rPr>
+        <w:t>reprezinta un sistem de gestiune pentru o unitate hoteliera care ofera servicii de cazare, organizare evenimente si servicii suplimentare(spa, fitness, etc).</w:t>
       </w:r>
     </w:p>
     <w:p>
@@ -148,15 +187,31 @@
         <w:rPr>
           <w:lang w:val="ro-RO"/>
         </w:rPr>
-        <w:t> </w:t>
+        <w:t>Sistemul OLTP are rolul de a asigura gestionarea operatiunilor zilnice ale hotelului de la rezervarea camerelor si inregistrarea clientilor pana la procesarea platilor si gestionarea evenimentelor. Principalele entitati implicatie in sistem sunt: Clienti, Rezervari, Camere, Servicii, Plati, Angajati, Evenimente.</w:t>
       </w:r>
     </w:p>
     <w:p>
       <w:pPr>
+        <w:rPr>
+          <w:lang w:val="ro-RO"/>
+        </w:rPr>
+      </w:pPr>
+      <w:r>
+        <w:rPr>
+          <w:lang w:val="ro-RO"/>
+        </w:rPr>
+        <w:t>Scopul principal al aplicatiei este crearea unui depozit de date care sa permita analiza detaliata a  activitatii hoteliere.</w:t>
+      </w:r>
+    </w:p>
+    <w:p>
+      <w:pPr>
         <w:numPr>
           <w:ilvl w:val="0"/>
-          <w:numId w:val="2"/>
+          <w:numId w:val="29"/>
         </w:numPr>
+        <w:rPr>
+          <w:lang w:val="es-ES"/>
+        </w:rPr>
       </w:pPr>
       <w:r>
         <w:rPr>
@@ -172,16 +227,16 @@
         </w:rPr>
         <w:t xml:space="preserve">Diagramele bazei de date OLTP </w:t>
       </w:r>
-      <w:r>
-        <w:t> </w:t>
-      </w:r>
     </w:p>
     <w:p>
       <w:pPr>
         <w:numPr>
           <w:ilvl w:val="0"/>
-          <w:numId w:val="3"/>
+          <w:numId w:val="30"/>
         </w:numPr>
+        <w:rPr>
+          <w:lang w:val="es-ES"/>
+        </w:rPr>
       </w:pPr>
       <w:r>
         <w:rPr>
@@ -212,19 +267,39 @@
         <w:t>(minim 7 entități independente; minim o relație de tip many-to-many)</w:t>
       </w:r>
       <w:r>
+        <w:rPr>
+          <w:lang w:val="es-ES"/>
+        </w:rPr>
         <w:t> </w:t>
       </w:r>
     </w:p>
     <w:p>
+      <w:pPr>
+        <w:rPr>
+          <w:lang w:val="es-ES"/>
+        </w:rPr>
+      </w:pPr>
+      <w:r>
+        <w:rPr>
+          <w:lang w:val="es-ES"/>
+        </w:rPr>
+        <w:t xml:space="preserve">               </w:t>
+      </w:r>
+      <w:r>
+        <w:rPr>
+          <w:lang w:val="es-ES"/>
+        </w:rPr>
+        <w:t> </w:t>
+      </w:r>
       <w:r>
         <w:rPr>
           <w:noProof/>
         </w:rPr>
         <w:drawing>
-          <wp:inline distT="0" distB="0" distL="0" distR="0" wp14:anchorId="0AD22084" wp14:editId="401A8E2A">
-            <wp:extent cx="5029200" cy="3905250"/>
+          <wp:inline distT="0" distB="0" distL="0" distR="0" wp14:anchorId="5F5D8C03" wp14:editId="47C33FED">
+            <wp:extent cx="4933950" cy="3086100"/>
             <wp:effectExtent l="0" t="0" r="0" b="0"/>
-            <wp:docPr id="679613902" name="Picture 16"/>
+            <wp:docPr id="1958363103" name="Picture 1"/>
             <wp:cNvGraphicFramePr>
               <a:graphicFrameLocks xmlns:a="http://schemas.openxmlformats.org/drawingml/2006/main" noChangeAspect="1"/>
             </wp:cNvGraphicFramePr>
@@ -232,12 +307,12 @@
               <a:graphicData uri="http://schemas.openxmlformats.org/drawingml/2006/picture">
                 <pic:pic xmlns:pic="http://schemas.openxmlformats.org/drawingml/2006/picture">
                   <pic:nvPicPr>
-                    <pic:cNvPr id="0" name="Picture 41"/>
+                    <pic:cNvPr id="0" name="Picture 1"/>
                     <pic:cNvPicPr>
                       <a:picLocks noChangeAspect="1" noChangeArrowheads="1"/>
                     </pic:cNvPicPr>
                   </pic:nvPicPr>
-                  <pic:blipFill>
+                  <pic:blipFill rotWithShape="1">
                     <a:blip r:embed="rId5">
                       <a:extLst>
                         <a:ext uri="{28A0092B-C50C-407E-A947-70E740481C1C}">
@@ -245,7 +320,7 @@
                         </a:ext>
                       </a:extLst>
                     </a:blip>
-                    <a:srcRect/>
+                    <a:srcRect t="11689" r="-3057"/>
                     <a:stretch>
                       <a:fillRect/>
                     </a:stretch>
@@ -253,7 +328,7 @@
                   <pic:spPr bwMode="auto">
                     <a:xfrm>
                       <a:off x="0" y="0"/>
-                      <a:ext cx="5029200" cy="3905250"/>
+                      <a:ext cx="4940478" cy="3090183"/>
                     </a:xfrm>
                     <a:prstGeom prst="rect">
                       <a:avLst/>
@@ -262,6 +337,11 @@
                     <a:ln>
                       <a:noFill/>
                     </a:ln>
+                    <a:extLst>
+                      <a:ext uri="{53640926-AAD7-44D8-BBD7-CCE9431645EC}">
+                        <a14:shadowObscured xmlns:a14="http://schemas.microsoft.com/office/drawing/2010/main"/>
+                      </a:ext>
+                    </a:extLst>
                   </pic:spPr>
                 </pic:pic>
               </a:graphicData>
@@ -269,29 +349,33 @@
           </wp:inline>
         </w:drawing>
       </w:r>
-      <w:r>
-        <w:t> </w:t>
-      </w:r>
     </w:p>
     <w:p>
       <w:pPr>
         <w:rPr>
-          <w:lang w:val="ro-RO"/>
-        </w:rPr>
-      </w:pPr>
-      <w:r>
-        <w:rPr>
-          <w:lang w:val="ro-RO"/>
-        </w:rPr>
-        <w:lastRenderedPageBreak/>
-        <w:t> </w:t>
-      </w:r>
+          <w:lang w:val="es-ES"/>
+        </w:rPr>
+      </w:pPr>
     </w:p>
     <w:p>
       <w:pPr>
+        <w:rPr>
+          <w:lang w:val="es-ES"/>
+        </w:rPr>
+      </w:pPr>
+    </w:p>
+    <w:p>
+      <w:pPr>
+        <w:rPr>
+          <w:lang w:val="es-ES"/>
+        </w:rPr>
+      </w:pPr>
+    </w:p>
+    <w:p>
+      <w:pPr>
         <w:numPr>
           <w:ilvl w:val="0"/>
-          <w:numId w:val="4"/>
+          <w:numId w:val="31"/>
         </w:numPr>
         <w:rPr>
           <w:lang w:val="es-ES"/>
@@ -303,6 +387,7 @@
           <w:bCs/>
           <w:lang w:val="ro-RO"/>
         </w:rPr>
+        <w:lastRenderedPageBreak/>
         <w:t xml:space="preserve">(0,5p) </w:t>
       </w:r>
       <w:r>
@@ -336,19 +421,23 @@
         <w:rPr>
           <w:lang w:val="es-ES"/>
         </w:rPr>
+        <w:t xml:space="preserve">               </w:t>
+      </w:r>
+      <w:r>
+        <w:rPr>
+          <w:lang w:val="es-ES"/>
+        </w:rPr>
         <w:t> </w:t>
       </w:r>
-    </w:p>
-    <w:p>
       <w:r>
         <w:rPr>
           <w:noProof/>
         </w:rPr>
         <w:drawing>
-          <wp:inline distT="0" distB="0" distL="0" distR="0" wp14:anchorId="3A361F8D" wp14:editId="608A7159">
-            <wp:extent cx="4895850" cy="1866900"/>
+          <wp:inline distT="0" distB="0" distL="0" distR="0" wp14:anchorId="5085DCD1" wp14:editId="3A752481">
+            <wp:extent cx="4533900" cy="2978150"/>
             <wp:effectExtent l="0" t="0" r="0" b="0"/>
-            <wp:docPr id="36349695" name="Picture 15"/>
+            <wp:docPr id="1932548295" name="Picture 2"/>
             <wp:cNvGraphicFramePr>
               <a:graphicFrameLocks xmlns:a="http://schemas.openxmlformats.org/drawingml/2006/main" noChangeAspect="1"/>
             </wp:cNvGraphicFramePr>
@@ -356,12 +445,12 @@
               <a:graphicData uri="http://schemas.openxmlformats.org/drawingml/2006/picture">
                 <pic:pic xmlns:pic="http://schemas.openxmlformats.org/drawingml/2006/picture">
                   <pic:nvPicPr>
-                    <pic:cNvPr id="0" name="Picture 42"/>
+                    <pic:cNvPr id="0" name="Picture 3"/>
                     <pic:cNvPicPr>
                       <a:picLocks noChangeAspect="1" noChangeArrowheads="1"/>
                     </pic:cNvPicPr>
                   </pic:nvPicPr>
-                  <pic:blipFill>
+                  <pic:blipFill rotWithShape="1">
                     <a:blip r:embed="rId6">
                       <a:extLst>
                         <a:ext uri="{28A0092B-C50C-407E-A947-70E740481C1C}">
@@ -369,7 +458,7 @@
                         </a:ext>
                       </a:extLst>
                     </a:blip>
-                    <a:srcRect/>
+                    <a:srcRect l="1" t="12987" r="-2149"/>
                     <a:stretch>
                       <a:fillRect/>
                     </a:stretch>
@@ -377,7 +466,7 @@
                   <pic:spPr bwMode="auto">
                     <a:xfrm>
                       <a:off x="0" y="0"/>
-                      <a:ext cx="4895850" cy="1866900"/>
+                      <a:ext cx="4539669" cy="2981939"/>
                     </a:xfrm>
                     <a:prstGeom prst="rect">
                       <a:avLst/>
@@ -386,6 +475,11 @@
                     <a:ln>
                       <a:noFill/>
                     </a:ln>
+                    <a:extLst>
+                      <a:ext uri="{53640926-AAD7-44D8-BBD7-CCE9431645EC}">
+                        <a14:shadowObscured xmlns:a14="http://schemas.microsoft.com/office/drawing/2010/main"/>
+                      </a:ext>
+                    </a:extLst>
                   </pic:spPr>
                 </pic:pic>
               </a:graphicData>
@@ -393,70 +487,62 @@
           </wp:inline>
         </w:drawing>
       </w:r>
-      <w:r>
-        <w:t> </w:t>
-      </w:r>
     </w:p>
     <w:p>
-      <w:r>
+      <w:pPr>
+        <w:numPr>
+          <w:ilvl w:val="0"/>
+          <w:numId w:val="32"/>
+        </w:numPr>
+        <w:rPr>
+          <w:lang w:val="es-ES"/>
+        </w:rPr>
+      </w:pPr>
+      <w:r>
+        <w:rPr>
+          <w:b/>
+          <w:bCs/>
+          <w:lang w:val="ro-RO"/>
+        </w:rPr>
+        <w:t xml:space="preserve">(1,5p) </w:t>
+      </w:r>
+      <w:r>
+        <w:rPr>
+          <w:lang w:val="ro-RO"/>
+        </w:rPr>
+        <w:t xml:space="preserve">Diagrama stea/fulg a bazei de date depozit (un tabel de fapte și cel puțin 5 tabele dimensiune) - </w:t>
+      </w:r>
+      <w:r>
+        <w:rPr>
+          <w:b/>
+          <w:bCs/>
+          <w:lang w:val="ro-RO"/>
+        </w:rPr>
+        <w:t>obligatoriu</w:t>
+      </w:r>
+      <w:r>
+        <w:rPr>
+          <w:lang w:val="es-ES"/>
+        </w:rPr>
         <w:t> </w:t>
       </w:r>
     </w:p>
     <w:p>
       <w:pPr>
-        <w:numPr>
-          <w:ilvl w:val="0"/>
-          <w:numId w:val="5"/>
-        </w:numPr>
+        <w:ind w:left="720"/>
         <w:rPr>
           <w:lang w:val="es-ES"/>
         </w:rPr>
       </w:pPr>
       <w:r>
         <w:rPr>
-          <w:b/>
-          <w:bCs/>
-          <w:lang w:val="ro-RO"/>
-        </w:rPr>
-        <w:t xml:space="preserve">(1,5p) </w:t>
-      </w:r>
-      <w:r>
-        <w:rPr>
-          <w:lang w:val="ro-RO"/>
-        </w:rPr>
-        <w:t xml:space="preserve">Diagrama stea/fulg a bazei de date depozit (un tabel de fapte și cel puțin 5 tabele dimensiune) - </w:t>
-      </w:r>
-      <w:r>
-        <w:rPr>
-          <w:b/>
-          <w:bCs/>
-          <w:lang w:val="ro-RO"/>
-        </w:rPr>
-        <w:t>obligatoriu</w:t>
-      </w:r>
-      <w:r>
-        <w:rPr>
-          <w:lang w:val="es-ES"/>
-        </w:rPr>
-        <w:t> </w:t>
-      </w:r>
-    </w:p>
-    <w:p>
-      <w:pPr>
-        <w:ind w:left="720"/>
-        <w:rPr>
-          <w:lang w:val="es-ES"/>
-        </w:rPr>
-      </w:pPr>
-      <w:r>
-        <w:rPr>
           <w:noProof/>
         </w:rPr>
         <w:drawing>
-          <wp:inline distT="0" distB="0" distL="0" distR="0" wp14:anchorId="65DBD196" wp14:editId="0D5F3B96">
-            <wp:extent cx="5943600" cy="2528570"/>
-            <wp:effectExtent l="0" t="0" r="0" b="5080"/>
-            <wp:docPr id="800100741" name="Picture 1"/>
+          <wp:inline distT="0" distB="0" distL="0" distR="0" wp14:anchorId="3B0635E4" wp14:editId="784E3B2D">
+            <wp:extent cx="5098729" cy="3479800"/>
+            <wp:effectExtent l="0" t="0" r="6985" b="6350"/>
+            <wp:docPr id="713392989" name="Picture 3"/>
             <wp:cNvGraphicFramePr>
               <a:graphicFrameLocks xmlns:a="http://schemas.openxmlformats.org/drawingml/2006/main" noChangeAspect="1"/>
             </wp:cNvGraphicFramePr>
@@ -464,23 +550,41 @@
               <a:graphicData uri="http://schemas.openxmlformats.org/drawingml/2006/picture">
                 <pic:pic xmlns:pic="http://schemas.openxmlformats.org/drawingml/2006/picture">
                   <pic:nvPicPr>
-                    <pic:cNvPr id="800100741" name=""/>
-                    <pic:cNvPicPr/>
+                    <pic:cNvPr id="0" name="Picture 5"/>
+                    <pic:cNvPicPr>
+                      <a:picLocks noChangeAspect="1" noChangeArrowheads="1"/>
+                    </pic:cNvPicPr>
                   </pic:nvPicPr>
-                  <pic:blipFill>
-                    <a:blip r:embed="rId7"/>
+                  <pic:blipFill rotWithShape="1">
+                    <a:blip r:embed="rId7">
+                      <a:extLst>
+                        <a:ext uri="{28A0092B-C50C-407E-A947-70E740481C1C}">
+                          <a14:useLocalDpi xmlns:a14="http://schemas.microsoft.com/office/drawing/2010/main" val="0"/>
+                        </a:ext>
+                      </a:extLst>
+                    </a:blip>
+                    <a:srcRect t="9879" r="-321"/>
                     <a:stretch>
                       <a:fillRect/>
                     </a:stretch>
                   </pic:blipFill>
-                  <pic:spPr>
+                  <pic:spPr bwMode="auto">
                     <a:xfrm>
                       <a:off x="0" y="0"/>
-                      <a:ext cx="5943600" cy="2528570"/>
+                      <a:ext cx="5113844" cy="3490116"/>
                     </a:xfrm>
                     <a:prstGeom prst="rect">
                       <a:avLst/>
                     </a:prstGeom>
+                    <a:noFill/>
+                    <a:ln>
+                      <a:noFill/>
+                    </a:ln>
+                    <a:extLst>
+                      <a:ext uri="{53640926-AAD7-44D8-BBD7-CCE9431645EC}">
+                        <a14:shadowObscured xmlns:a14="http://schemas.microsoft.com/office/drawing/2010/main"/>
+                      </a:ext>
+                    </a:extLst>
                   </pic:spPr>
                 </pic:pic>
               </a:graphicData>
@@ -493,7 +597,7 @@
       <w:pPr>
         <w:numPr>
           <w:ilvl w:val="0"/>
-          <w:numId w:val="6"/>
+          <w:numId w:val="33"/>
         </w:numPr>
         <w:rPr>
           <w:lang w:val="es-ES"/>
@@ -532,7 +636,7 @@
       <w:pPr>
         <w:numPr>
           <w:ilvl w:val="0"/>
-          <w:numId w:val="7"/>
+          <w:numId w:val="34"/>
         </w:numPr>
       </w:pPr>
       <w:r>
@@ -582,7 +686,7 @@
       <w:pPr>
         <w:numPr>
           <w:ilvl w:val="0"/>
-          <w:numId w:val="8"/>
+          <w:numId w:val="35"/>
         </w:numPr>
       </w:pPr>
       <w:r>
@@ -622,7 +726,7 @@
       <w:pPr>
         <w:numPr>
           <w:ilvl w:val="0"/>
-          <w:numId w:val="9"/>
+          <w:numId w:val="36"/>
         </w:numPr>
         <w:rPr>
           <w:lang w:val="es-ES"/>
@@ -653,7 +757,7 @@
       <w:pPr>
         <w:numPr>
           <w:ilvl w:val="0"/>
-          <w:numId w:val="10"/>
+          <w:numId w:val="37"/>
         </w:numPr>
         <w:rPr>
           <w:lang w:val="es-ES"/>
@@ -684,7 +788,7 @@
       <w:pPr>
         <w:numPr>
           <w:ilvl w:val="0"/>
-          <w:numId w:val="11"/>
+          <w:numId w:val="38"/>
         </w:numPr>
         <w:rPr>
           <w:lang w:val="es-ES"/>
@@ -715,7 +819,7 @@
       <w:pPr>
         <w:numPr>
           <w:ilvl w:val="0"/>
-          <w:numId w:val="12"/>
+          <w:numId w:val="39"/>
         </w:numPr>
       </w:pPr>
       <w:r>
@@ -753,133 +857,10 @@
           <w:lang w:val="ro-RO"/>
         </w:rPr>
       </w:pPr>
-      <w:r>
-        <w:rPr>
-          <w:lang w:val="ro-RO"/>
-        </w:rPr>
-        <w:t> </w:t>
-      </w:r>
     </w:p>
     <w:p>
       <w:pPr>
-        <w:rPr>
-          <w:lang w:val="ro-RO"/>
-        </w:rPr>
-      </w:pPr>
-      <w:r>
-        <w:rPr>
-          <w:lang w:val="ro-RO"/>
-        </w:rPr>
-        <w:t> </w:t>
-      </w:r>
-    </w:p>
-    <w:p>
-      <w:pPr>
-        <w:rPr>
-          <w:lang w:val="ro-RO"/>
-        </w:rPr>
-      </w:pPr>
-      <w:r>
-        <w:rPr>
-          <w:lang w:val="ro-RO"/>
-        </w:rPr>
-        <w:t> </w:t>
-      </w:r>
-    </w:p>
-    <w:p>
-      <w:pPr>
-        <w:rPr>
-          <w:lang w:val="ro-RO"/>
-        </w:rPr>
-      </w:pPr>
-      <w:r>
-        <w:rPr>
-          <w:lang w:val="ro-RO"/>
-        </w:rPr>
-        <w:t> </w:t>
-      </w:r>
-    </w:p>
-    <w:p>
-      <w:pPr>
-        <w:rPr>
-          <w:lang w:val="ro-RO"/>
-        </w:rPr>
-      </w:pPr>
-      <w:r>
-        <w:rPr>
-          <w:lang w:val="ro-RO"/>
-        </w:rPr>
-        <w:t> </w:t>
-      </w:r>
-    </w:p>
-    <w:p>
-      <w:pPr>
-        <w:rPr>
-          <w:lang w:val="ro-RO"/>
-        </w:rPr>
-      </w:pPr>
-    </w:p>
-    <w:p>
-      <w:pPr>
-        <w:rPr>
-          <w:lang w:val="ro-RO"/>
-        </w:rPr>
-      </w:pPr>
-    </w:p>
-    <w:p>
-      <w:pPr>
-        <w:rPr>
-          <w:lang w:val="ro-RO"/>
-        </w:rPr>
-      </w:pPr>
-    </w:p>
-    <w:p>
-      <w:pPr>
-        <w:rPr>
-          <w:lang w:val="ro-RO"/>
-        </w:rPr>
-      </w:pPr>
-    </w:p>
-    <w:p>
-      <w:pPr>
-        <w:rPr>
-          <w:lang w:val="ro-RO"/>
-        </w:rPr>
-      </w:pPr>
-    </w:p>
-    <w:p>
-      <w:pPr>
-        <w:rPr>
-          <w:lang w:val="ro-RO"/>
-        </w:rPr>
-      </w:pPr>
-    </w:p>
-    <w:p>
-      <w:pPr>
-        <w:rPr>
-          <w:lang w:val="ro-RO"/>
-        </w:rPr>
-      </w:pPr>
-    </w:p>
-    <w:p>
-      <w:pPr>
-        <w:rPr>
-          <w:lang w:val="ro-RO"/>
-        </w:rPr>
-      </w:pPr>
-    </w:p>
-    <w:p>
-      <w:pPr>
-        <w:rPr>
-          <w:lang w:val="ro-RO"/>
-        </w:rPr>
-      </w:pPr>
-    </w:p>
-    <w:p>
-      <w:pPr>
-        <w:rPr>
-          <w:lang w:val="ro-RO"/>
-        </w:rPr>
+        <w:jc w:val="center"/>
       </w:pPr>
     </w:p>
     <w:p>
@@ -891,7 +872,6 @@
           <w:u w:val="single"/>
           <w:lang w:val="ro-RO"/>
         </w:rPr>
-        <w:lastRenderedPageBreak/>
         <w:t>MODUL IMPLEMENTARE BAZE DE DATE – MODUL BACK-END</w:t>
       </w:r>
       <w:r>
@@ -943,18 +923,6 @@
         </w:rPr>
         <w:t xml:space="preserve">obligatoriu </w:t>
       </w:r>
-      <w:r>
-        <w:rPr>
-          <w:lang w:val="ro-RO"/>
-        </w:rPr>
-        <w:t>(Bianca)</w:t>
-      </w:r>
-      <w:r>
-        <w:rPr>
-          <w:lang w:val="es-ES"/>
-        </w:rPr>
-        <w:t> </w:t>
-      </w:r>
     </w:p>
     <w:p>
       <w:pPr>
@@ -966,7 +934,13 @@
         <w:rPr>
           <w:lang w:val="ro-RO"/>
         </w:rPr>
-        <w:t>Creare user pentru fiecare membru al echipei: </w:t>
+        <w:t xml:space="preserve"> </w:t>
+      </w:r>
+      <w:r>
+        <w:rPr>
+          <w:lang w:val="ro-RO"/>
+        </w:rPr>
+        <w:t>Crearea bazei de date OLTP: </w:t>
       </w:r>
     </w:p>
     <w:p>
@@ -981,10 +955,10 @@
           <w:lang w:val="ro-RO"/>
         </w:rPr>
         <w:drawing>
-          <wp:inline distT="0" distB="0" distL="0" distR="0" wp14:anchorId="49653585" wp14:editId="416B449D">
-            <wp:extent cx="4749800" cy="3086100"/>
+          <wp:inline distT="0" distB="0" distL="0" distR="0" wp14:anchorId="4CD83ACC" wp14:editId="0D065538">
+            <wp:extent cx="5238750" cy="3130285"/>
             <wp:effectExtent l="0" t="0" r="0" b="0"/>
-            <wp:docPr id="109544356" name="Picture 14"/>
+            <wp:docPr id="356696792" name="Picture 11"/>
             <wp:cNvGraphicFramePr>
               <a:graphicFrameLocks xmlns:a="http://schemas.openxmlformats.org/drawingml/2006/main" noChangeAspect="1"/>
             </wp:cNvGraphicFramePr>
@@ -992,7 +966,7 @@
               <a:graphicData uri="http://schemas.openxmlformats.org/drawingml/2006/picture">
                 <pic:pic xmlns:pic="http://schemas.openxmlformats.org/drawingml/2006/picture">
                   <pic:nvPicPr>
-                    <pic:cNvPr id="0" name="Picture 43"/>
+                    <pic:cNvPr id="0" name="Picture 46"/>
                     <pic:cNvPicPr>
                       <a:picLocks noChangeAspect="1" noChangeArrowheads="1"/>
                     </pic:cNvPicPr>
@@ -1013,7 +987,7 @@
                   <pic:spPr bwMode="auto">
                     <a:xfrm>
                       <a:off x="0" y="0"/>
-                      <a:ext cx="4749800" cy="3086100"/>
+                      <a:ext cx="5254927" cy="3139951"/>
                     </a:xfrm>
                     <a:prstGeom prst="rect">
                       <a:avLst/>
@@ -1049,12 +1023,6 @@
           <w:lang w:val="ro-RO"/>
         </w:rPr>
       </w:pPr>
-      <w:r>
-        <w:rPr>
-          <w:lang w:val="ro-RO"/>
-        </w:rPr>
-        <w:t>Verificare creare useri: </w:t>
-      </w:r>
     </w:p>
     <w:p>
       <w:pPr>
@@ -1062,16 +1030,62 @@
           <w:lang w:val="ro-RO"/>
         </w:rPr>
       </w:pPr>
+    </w:p>
+    <w:p>
+      <w:pPr>
+        <w:numPr>
+          <w:ilvl w:val="0"/>
+          <w:numId w:val="14"/>
+        </w:numPr>
+        <w:rPr>
+          <w:lang w:val="es-ES"/>
+        </w:rPr>
+      </w:pPr>
+      <w:r>
+        <w:rPr>
+          <w:b/>
+          <w:bCs/>
+          <w:lang w:val="ro-RO"/>
+        </w:rPr>
+        <w:t xml:space="preserve">(0,25p) </w:t>
+      </w:r>
+      <w:r>
+        <w:rPr>
+          <w:lang w:val="ro-RO"/>
+        </w:rPr>
+        <w:t xml:space="preserve">Generarea datelor și inserarea acestora în tabele (puteți utiliza ca interfață o aplicație creată anul trecut la celelalte materii) - </w:t>
+      </w:r>
+      <w:r>
+        <w:rPr>
+          <w:b/>
+          <w:bCs/>
+          <w:lang w:val="ro-RO"/>
+        </w:rPr>
+        <w:t>obligatoriu</w:t>
+      </w:r>
+      <w:r>
+        <w:rPr>
+          <w:lang w:val="es-ES"/>
+        </w:rPr>
+        <w:t> </w:t>
+      </w:r>
+    </w:p>
+    <w:p>
+      <w:pPr>
+        <w:rPr>
+          <w:lang w:val="ro-RO"/>
+        </w:rPr>
+      </w:pPr>
       <w:r>
         <w:rPr>
           <w:noProof/>
           <w:lang w:val="ro-RO"/>
         </w:rPr>
         <w:drawing>
-          <wp:inline distT="0" distB="0" distL="0" distR="0" wp14:anchorId="4AC30C3A" wp14:editId="26065592">
-            <wp:extent cx="4749597" cy="2717800"/>
-            <wp:effectExtent l="0" t="0" r="0" b="6350"/>
-            <wp:docPr id="1111611206" name="Picture 13"/>
+          <wp:inline distT="0" distB="0" distL="0" distR="0" wp14:anchorId="2B005E7C" wp14:editId="20C8D8BA">
+            <wp:extent cx="5003800" cy="2989366"/>
+            <wp:effectExtent l="0" t="0" r="6350" b="1905"/>
+            <wp:docPr id="1426349742" name="Picture 9"/>
             <wp:cNvGraphicFramePr>
               <a:graphicFrameLocks xmlns:a="http://schemas.openxmlformats.org/drawingml/2006/main" noChangeAspect="1"/>
             </wp:cNvGraphicFramePr>
@@ -1079,7 +1093,7 @@
               <a:graphicData uri="http://schemas.openxmlformats.org/drawingml/2006/picture">
                 <pic:pic xmlns:pic="http://schemas.openxmlformats.org/drawingml/2006/picture">
                   <pic:nvPicPr>
-                    <pic:cNvPr id="0" name="Picture 44"/>
+                    <pic:cNvPr id="0" name="Picture 48"/>
                     <pic:cNvPicPr>
                       <a:picLocks noChangeAspect="1" noChangeArrowheads="1"/>
                     </pic:cNvPicPr>
@@ -1100,7 +1114,7 @@
                   <pic:spPr bwMode="auto">
                     <a:xfrm>
                       <a:off x="0" y="0"/>
-                      <a:ext cx="4751274" cy="2718760"/>
+                      <a:ext cx="5026205" cy="3002751"/>
                     </a:xfrm>
                     <a:prstGeom prst="rect">
                       <a:avLst/>
@@ -1116,12 +1130,6 @@
           </wp:inline>
         </w:drawing>
       </w:r>
-      <w:r>
-        <w:rPr>
-          <w:lang w:val="ro-RO"/>
-        </w:rPr>
-        <w:t> </w:t>
-      </w:r>
     </w:p>
     <w:p>
       <w:pPr>
@@ -1129,362 +1137,6 @@
           <w:lang w:val="ro-RO"/>
         </w:rPr>
       </w:pPr>
-      <w:r>
-        <w:rPr>
-          <w:lang w:val="ro-RO"/>
-        </w:rPr>
-        <w:lastRenderedPageBreak/>
-        <w:t> Crearea unei scheme comune la care sa aiba acces toti membrii echipei: </w:t>
-      </w:r>
-    </w:p>
-    <w:p>
-      <w:pPr>
-        <w:rPr>
-          <w:lang w:val="ro-RO"/>
-        </w:rPr>
-      </w:pPr>
-      <w:r>
-        <w:rPr>
-          <w:noProof/>
-          <w:lang w:val="ro-RO"/>
-        </w:rPr>
-        <w:drawing>
-          <wp:inline distT="0" distB="0" distL="0" distR="0" wp14:anchorId="37B8EFE7" wp14:editId="00CCBD62">
-            <wp:extent cx="4972050" cy="3492500"/>
-            <wp:effectExtent l="0" t="0" r="0" b="0"/>
-            <wp:docPr id="730243106" name="Picture 12"/>
-            <wp:cNvGraphicFramePr>
-              <a:graphicFrameLocks xmlns:a="http://schemas.openxmlformats.org/drawingml/2006/main" noChangeAspect="1"/>
-            </wp:cNvGraphicFramePr>
-            <a:graphic xmlns:a="http://schemas.openxmlformats.org/drawingml/2006/main">
-              <a:graphicData uri="http://schemas.openxmlformats.org/drawingml/2006/picture">
-                <pic:pic xmlns:pic="http://schemas.openxmlformats.org/drawingml/2006/picture">
-                  <pic:nvPicPr>
-                    <pic:cNvPr id="0" name="Picture 45"/>
-                    <pic:cNvPicPr>
-                      <a:picLocks noChangeAspect="1" noChangeArrowheads="1"/>
-                    </pic:cNvPicPr>
-                  </pic:nvPicPr>
-                  <pic:blipFill>
-                    <a:blip r:embed="rId10">
-                      <a:extLst>
-                        <a:ext uri="{28A0092B-C50C-407E-A947-70E740481C1C}">
-                          <a14:useLocalDpi xmlns:a14="http://schemas.microsoft.com/office/drawing/2010/main" val="0"/>
-                        </a:ext>
-                      </a:extLst>
-                    </a:blip>
-                    <a:srcRect/>
-                    <a:stretch>
-                      <a:fillRect/>
-                    </a:stretch>
-                  </pic:blipFill>
-                  <pic:spPr bwMode="auto">
-                    <a:xfrm>
-                      <a:off x="0" y="0"/>
-                      <a:ext cx="4972050" cy="3492500"/>
-                    </a:xfrm>
-                    <a:prstGeom prst="rect">
-                      <a:avLst/>
-                    </a:prstGeom>
-                    <a:noFill/>
-                    <a:ln>
-                      <a:noFill/>
-                    </a:ln>
-                  </pic:spPr>
-                </pic:pic>
-              </a:graphicData>
-            </a:graphic>
-          </wp:inline>
-        </w:drawing>
-      </w:r>
-      <w:r>
-        <w:rPr>
-          <w:lang w:val="ro-RO"/>
-        </w:rPr>
-        <w:t> </w:t>
-      </w:r>
-    </w:p>
-    <w:p>
-      <w:pPr>
-        <w:rPr>
-          <w:lang w:val="ro-RO"/>
-        </w:rPr>
-      </w:pPr>
-    </w:p>
-    <w:p>
-      <w:pPr>
-        <w:rPr>
-          <w:lang w:val="ro-RO"/>
-        </w:rPr>
-      </w:pPr>
-    </w:p>
-    <w:p>
-      <w:pPr>
-        <w:rPr>
-          <w:lang w:val="ro-RO"/>
-        </w:rPr>
-      </w:pPr>
-      <w:r>
-        <w:rPr>
-          <w:lang w:val="ro-RO"/>
-        </w:rPr>
-        <w:t>Crearea bazei de date OLTP: </w:t>
-      </w:r>
-    </w:p>
-    <w:p>
-      <w:pPr>
-        <w:rPr>
-          <w:lang w:val="ro-RO"/>
-        </w:rPr>
-      </w:pPr>
-      <w:r>
-        <w:rPr>
-          <w:noProof/>
-          <w:lang w:val="ro-RO"/>
-        </w:rPr>
-        <w:drawing>
-          <wp:inline distT="0" distB="0" distL="0" distR="0" wp14:anchorId="4CD83ACC" wp14:editId="1F49B577">
-            <wp:extent cx="4953000" cy="2705100"/>
-            <wp:effectExtent l="0" t="0" r="0" b="0"/>
-            <wp:docPr id="356696792" name="Picture 11"/>
-            <wp:cNvGraphicFramePr>
-              <a:graphicFrameLocks xmlns:a="http://schemas.openxmlformats.org/drawingml/2006/main" noChangeAspect="1"/>
-            </wp:cNvGraphicFramePr>
-            <a:graphic xmlns:a="http://schemas.openxmlformats.org/drawingml/2006/main">
-              <a:graphicData uri="http://schemas.openxmlformats.org/drawingml/2006/picture">
-                <pic:pic xmlns:pic="http://schemas.openxmlformats.org/drawingml/2006/picture">
-                  <pic:nvPicPr>
-                    <pic:cNvPr id="0" name="Picture 46"/>
-                    <pic:cNvPicPr>
-                      <a:picLocks noChangeAspect="1" noChangeArrowheads="1"/>
-                    </pic:cNvPicPr>
-                  </pic:nvPicPr>
-                  <pic:blipFill>
-                    <a:blip r:embed="rId11">
-                      <a:extLst>
-                        <a:ext uri="{28A0092B-C50C-407E-A947-70E740481C1C}">
-                          <a14:useLocalDpi xmlns:a14="http://schemas.microsoft.com/office/drawing/2010/main" val="0"/>
-                        </a:ext>
-                      </a:extLst>
-                    </a:blip>
-                    <a:srcRect/>
-                    <a:stretch>
-                      <a:fillRect/>
-                    </a:stretch>
-                  </pic:blipFill>
-                  <pic:spPr bwMode="auto">
-                    <a:xfrm>
-                      <a:off x="0" y="0"/>
-                      <a:ext cx="4953000" cy="2705100"/>
-                    </a:xfrm>
-                    <a:prstGeom prst="rect">
-                      <a:avLst/>
-                    </a:prstGeom>
-                    <a:noFill/>
-                    <a:ln>
-                      <a:noFill/>
-                    </a:ln>
-                  </pic:spPr>
-                </pic:pic>
-              </a:graphicData>
-            </a:graphic>
-          </wp:inline>
-        </w:drawing>
-      </w:r>
-      <w:r>
-        <w:rPr>
-          <w:lang w:val="ro-RO"/>
-        </w:rPr>
-        <w:t> </w:t>
-      </w:r>
-    </w:p>
-    <w:p>
-      <w:pPr>
-        <w:rPr>
-          <w:lang w:val="ro-RO"/>
-        </w:rPr>
-      </w:pPr>
-      <w:r>
-        <w:rPr>
-          <w:lang w:val="ro-RO"/>
-        </w:rPr>
-        <w:t>Acordare acces complet userilor asupra tabelelor din schema GirlsPower: </w:t>
-      </w:r>
-    </w:p>
-    <w:p>
-      <w:pPr>
-        <w:rPr>
-          <w:lang w:val="ro-RO"/>
-        </w:rPr>
-      </w:pPr>
-      <w:r>
-        <w:rPr>
-          <w:noProof/>
-          <w:lang w:val="ro-RO"/>
-        </w:rPr>
-        <w:lastRenderedPageBreak/>
-        <w:drawing>
-          <wp:inline distT="0" distB="0" distL="0" distR="0" wp14:anchorId="1E5481B2" wp14:editId="56F15B07">
-            <wp:extent cx="5029200" cy="2692400"/>
-            <wp:effectExtent l="0" t="0" r="0" b="0"/>
-            <wp:docPr id="523299026" name="Picture 10"/>
-            <wp:cNvGraphicFramePr>
-              <a:graphicFrameLocks xmlns:a="http://schemas.openxmlformats.org/drawingml/2006/main" noChangeAspect="1"/>
-            </wp:cNvGraphicFramePr>
-            <a:graphic xmlns:a="http://schemas.openxmlformats.org/drawingml/2006/main">
-              <a:graphicData uri="http://schemas.openxmlformats.org/drawingml/2006/picture">
-                <pic:pic xmlns:pic="http://schemas.openxmlformats.org/drawingml/2006/picture">
-                  <pic:nvPicPr>
-                    <pic:cNvPr id="0" name="Picture 47"/>
-                    <pic:cNvPicPr>
-                      <a:picLocks noChangeAspect="1" noChangeArrowheads="1"/>
-                    </pic:cNvPicPr>
-                  </pic:nvPicPr>
-                  <pic:blipFill>
-                    <a:blip r:embed="rId12">
-                      <a:extLst>
-                        <a:ext uri="{28A0092B-C50C-407E-A947-70E740481C1C}">
-                          <a14:useLocalDpi xmlns:a14="http://schemas.microsoft.com/office/drawing/2010/main" val="0"/>
-                        </a:ext>
-                      </a:extLst>
-                    </a:blip>
-                    <a:srcRect/>
-                    <a:stretch>
-                      <a:fillRect/>
-                    </a:stretch>
-                  </pic:blipFill>
-                  <pic:spPr bwMode="auto">
-                    <a:xfrm>
-                      <a:off x="0" y="0"/>
-                      <a:ext cx="5029200" cy="2692400"/>
-                    </a:xfrm>
-                    <a:prstGeom prst="rect">
-                      <a:avLst/>
-                    </a:prstGeom>
-                    <a:noFill/>
-                    <a:ln>
-                      <a:noFill/>
-                    </a:ln>
-                  </pic:spPr>
-                </pic:pic>
-              </a:graphicData>
-            </a:graphic>
-          </wp:inline>
-        </w:drawing>
-      </w:r>
-      <w:r>
-        <w:rPr>
-          <w:lang w:val="ro-RO"/>
-        </w:rPr>
-        <w:t> </w:t>
-      </w:r>
-    </w:p>
-    <w:p>
-      <w:pPr>
-        <w:rPr>
-          <w:lang w:val="ro-RO"/>
-        </w:rPr>
-      </w:pPr>
-    </w:p>
-    <w:p>
-      <w:pPr>
-        <w:numPr>
-          <w:ilvl w:val="0"/>
-          <w:numId w:val="14"/>
-        </w:numPr>
-        <w:rPr>
-          <w:lang w:val="es-ES"/>
-        </w:rPr>
-      </w:pPr>
-      <w:r>
-        <w:rPr>
-          <w:b/>
-          <w:bCs/>
-          <w:lang w:val="ro-RO"/>
-        </w:rPr>
-        <w:t xml:space="preserve">(0,25p) </w:t>
-      </w:r>
-      <w:r>
-        <w:rPr>
-          <w:lang w:val="ro-RO"/>
-        </w:rPr>
-        <w:t xml:space="preserve">Generarea datelor și inserarea acestora în tabele (puteți utiliza ca interfață o aplicație creată anul trecut la celelalte materii) - </w:t>
-      </w:r>
-      <w:r>
-        <w:rPr>
-          <w:b/>
-          <w:bCs/>
-          <w:lang w:val="ro-RO"/>
-        </w:rPr>
-        <w:t>obligatoriu</w:t>
-      </w:r>
-      <w:r>
-        <w:rPr>
-          <w:lang w:val="es-ES"/>
-        </w:rPr>
-        <w:t> </w:t>
-      </w:r>
-    </w:p>
-    <w:p>
-      <w:pPr>
-        <w:rPr>
-          <w:lang w:val="ro-RO"/>
-        </w:rPr>
-      </w:pPr>
-      <w:r>
-        <w:rPr>
-          <w:noProof/>
-          <w:lang w:val="ro-RO"/>
-        </w:rPr>
-        <w:drawing>
-          <wp:inline distT="0" distB="0" distL="0" distR="0" wp14:anchorId="2B005E7C" wp14:editId="67C04A3E">
-            <wp:extent cx="4921250" cy="2940050"/>
-            <wp:effectExtent l="0" t="0" r="0" b="0"/>
-            <wp:docPr id="1426349742" name="Picture 9"/>
-            <wp:cNvGraphicFramePr>
-              <a:graphicFrameLocks xmlns:a="http://schemas.openxmlformats.org/drawingml/2006/main" noChangeAspect="1"/>
-            </wp:cNvGraphicFramePr>
-            <a:graphic xmlns:a="http://schemas.openxmlformats.org/drawingml/2006/main">
-              <a:graphicData uri="http://schemas.openxmlformats.org/drawingml/2006/picture">
-                <pic:pic xmlns:pic="http://schemas.openxmlformats.org/drawingml/2006/picture">
-                  <pic:nvPicPr>
-                    <pic:cNvPr id="0" name="Picture 48"/>
-                    <pic:cNvPicPr>
-                      <a:picLocks noChangeAspect="1" noChangeArrowheads="1"/>
-                    </pic:cNvPicPr>
-                  </pic:nvPicPr>
-                  <pic:blipFill>
-                    <a:blip r:embed="rId13">
-                      <a:extLst>
-                        <a:ext uri="{28A0092B-C50C-407E-A947-70E740481C1C}">
-                          <a14:useLocalDpi xmlns:a14="http://schemas.microsoft.com/office/drawing/2010/main" val="0"/>
-                        </a:ext>
-                      </a:extLst>
-                    </a:blip>
-                    <a:srcRect/>
-                    <a:stretch>
-                      <a:fillRect/>
-                    </a:stretch>
-                  </pic:blipFill>
-                  <pic:spPr bwMode="auto">
-                    <a:xfrm>
-                      <a:off x="0" y="0"/>
-                      <a:ext cx="4921250" cy="2940050"/>
-                    </a:xfrm>
-                    <a:prstGeom prst="rect">
-                      <a:avLst/>
-                    </a:prstGeom>
-                    <a:noFill/>
-                    <a:ln>
-                      <a:noFill/>
-                    </a:ln>
-                  </pic:spPr>
-                </pic:pic>
-              </a:graphicData>
-            </a:graphic>
-          </wp:inline>
-        </w:drawing>
-      </w:r>
       <w:r>
         <w:rPr>
           <w:lang w:val="ro-RO"/>
@@ -1639,7 +1291,6 @@
         <w:rPr>
           <w:lang w:val="ro-RO"/>
         </w:rPr>
-        <w:lastRenderedPageBreak/>
         <w:t>care să reiasă ca optimizorul utilizează eficient indecșii definiți)</w:t>
       </w:r>
       <w:r>
@@ -1838,7 +1489,7 @@
       </w:r>
     </w:p>
     <w:p>
-      <w:r>
+      <w:pPr>
         <w:rPr>
           <w:b/>
           <w:bCs/>
@@ -1846,6 +1497,29 @@
           <w:u w:val="single"/>
           <w:lang w:val="ro-RO"/>
         </w:rPr>
+      </w:pPr>
+    </w:p>
+    <w:p>
+      <w:pPr>
+        <w:rPr>
+          <w:b/>
+          <w:bCs/>
+          <w:highlight w:val="lightGray"/>
+          <w:u w:val="single"/>
+          <w:lang w:val="ro-RO"/>
+        </w:rPr>
+      </w:pPr>
+    </w:p>
+    <w:p>
+      <w:r>
+        <w:rPr>
+          <w:b/>
+          <w:bCs/>
+          <w:highlight w:val="lightGray"/>
+          <w:u w:val="single"/>
+          <w:lang w:val="ro-RO"/>
+        </w:rPr>
+        <w:lastRenderedPageBreak/>
         <w:t>ETAPA IMPLEMENTARE APLICAȚIE – FRONT-END</w:t>
       </w:r>
       <w:r>
@@ -1993,7 +1667,7 @@
     </w:p>
     <w:sectPr>
       <w:pgSz w:w="12240" w:h="15840"/>
-      <w:pgMar w:top="1440" w:right="1440" w:bottom="1440" w:left="1440" w:header="720" w:footer="720" w:gutter="0"/>
+      <w:pgMar w:top="720" w:right="720" w:bottom="720" w:left="720" w:header="720" w:footer="720" w:gutter="0"/>
       <w:cols w:space="720"/>
       <w:docGrid w:linePitch="360"/>
     </w:sectPr>
@@ -2230,6 +1904,232 @@
     </w:lvl>
   </w:abstractNum>
   <w:abstractNum w:abstractNumId="2" w15:restartNumberingAfterBreak="0">
+    <w:nsid w:val="0CEE2A79"/>
+    <w:multiLevelType w:val="multilevel"/>
+    <w:tmpl w:val="1EFC3130"/>
+    <w:lvl w:ilvl="0">
+      <w:start w:val="2"/>
+      <w:numFmt w:val="lowerLetter"/>
+      <w:lvlText w:val="%1."/>
+      <w:lvlJc w:val="left"/>
+      <w:pPr>
+        <w:tabs>
+          <w:tab w:val="num" w:pos="720"/>
+        </w:tabs>
+        <w:ind w:left="720" w:hanging="360"/>
+      </w:pPr>
+    </w:lvl>
+    <w:lvl w:ilvl="1" w:tentative="1">
+      <w:start w:val="1"/>
+      <w:numFmt w:val="lowerLetter"/>
+      <w:lvlText w:val="%2."/>
+      <w:lvlJc w:val="left"/>
+      <w:pPr>
+        <w:tabs>
+          <w:tab w:val="num" w:pos="1440"/>
+        </w:tabs>
+        <w:ind w:left="1440" w:hanging="360"/>
+      </w:pPr>
+    </w:lvl>
+    <w:lvl w:ilvl="2" w:tentative="1">
+      <w:start w:val="1"/>
+      <w:numFmt w:val="lowerLetter"/>
+      <w:lvlText w:val="%3."/>
+      <w:lvlJc w:val="left"/>
+      <w:pPr>
+        <w:tabs>
+          <w:tab w:val="num" w:pos="2160"/>
+        </w:tabs>
+        <w:ind w:left="2160" w:hanging="360"/>
+      </w:pPr>
+    </w:lvl>
+    <w:lvl w:ilvl="3" w:tentative="1">
+      <w:start w:val="1"/>
+      <w:numFmt w:val="lowerLetter"/>
+      <w:lvlText w:val="%4."/>
+      <w:lvlJc w:val="left"/>
+      <w:pPr>
+        <w:tabs>
+          <w:tab w:val="num" w:pos="2880"/>
+        </w:tabs>
+        <w:ind w:left="2880" w:hanging="360"/>
+      </w:pPr>
+    </w:lvl>
+    <w:lvl w:ilvl="4" w:tentative="1">
+      <w:start w:val="1"/>
+      <w:numFmt w:val="lowerLetter"/>
+      <w:lvlText w:val="%5."/>
+      <w:lvlJc w:val="left"/>
+      <w:pPr>
+        <w:tabs>
+          <w:tab w:val="num" w:pos="3600"/>
+        </w:tabs>
+        <w:ind w:left="3600" w:hanging="360"/>
+      </w:pPr>
+    </w:lvl>
+    <w:lvl w:ilvl="5" w:tentative="1">
+      <w:start w:val="1"/>
+      <w:numFmt w:val="lowerLetter"/>
+      <w:lvlText w:val="%6."/>
+      <w:lvlJc w:val="left"/>
+      <w:pPr>
+        <w:tabs>
+          <w:tab w:val="num" w:pos="4320"/>
+        </w:tabs>
+        <w:ind w:left="4320" w:hanging="360"/>
+      </w:pPr>
+    </w:lvl>
+    <w:lvl w:ilvl="6" w:tentative="1">
+      <w:start w:val="1"/>
+      <w:numFmt w:val="lowerLetter"/>
+      <w:lvlText w:val="%7."/>
+      <w:lvlJc w:val="left"/>
+      <w:pPr>
+        <w:tabs>
+          <w:tab w:val="num" w:pos="5040"/>
+        </w:tabs>
+        <w:ind w:left="5040" w:hanging="360"/>
+      </w:pPr>
+    </w:lvl>
+    <w:lvl w:ilvl="7" w:tentative="1">
+      <w:start w:val="1"/>
+      <w:numFmt w:val="lowerLetter"/>
+      <w:lvlText w:val="%8."/>
+      <w:lvlJc w:val="left"/>
+      <w:pPr>
+        <w:tabs>
+          <w:tab w:val="num" w:pos="5760"/>
+        </w:tabs>
+        <w:ind w:left="5760" w:hanging="360"/>
+      </w:pPr>
+    </w:lvl>
+    <w:lvl w:ilvl="8" w:tentative="1">
+      <w:start w:val="1"/>
+      <w:numFmt w:val="lowerLetter"/>
+      <w:lvlText w:val="%9."/>
+      <w:lvlJc w:val="left"/>
+      <w:pPr>
+        <w:tabs>
+          <w:tab w:val="num" w:pos="6480"/>
+        </w:tabs>
+        <w:ind w:left="6480" w:hanging="360"/>
+      </w:pPr>
+    </w:lvl>
+  </w:abstractNum>
+  <w:abstractNum w:abstractNumId="3" w15:restartNumberingAfterBreak="0">
+    <w:nsid w:val="106B7D84"/>
+    <w:multiLevelType w:val="multilevel"/>
+    <w:tmpl w:val="F2240E8E"/>
+    <w:lvl w:ilvl="0">
+      <w:start w:val="5"/>
+      <w:numFmt w:val="decimal"/>
+      <w:lvlText w:val="%1."/>
+      <w:lvlJc w:val="left"/>
+      <w:pPr>
+        <w:tabs>
+          <w:tab w:val="num" w:pos="720"/>
+        </w:tabs>
+        <w:ind w:left="720" w:hanging="360"/>
+      </w:pPr>
+    </w:lvl>
+    <w:lvl w:ilvl="1" w:tentative="1">
+      <w:start w:val="1"/>
+      <w:numFmt w:val="decimal"/>
+      <w:lvlText w:val="%2."/>
+      <w:lvlJc w:val="left"/>
+      <w:pPr>
+        <w:tabs>
+          <w:tab w:val="num" w:pos="1440"/>
+        </w:tabs>
+        <w:ind w:left="1440" w:hanging="360"/>
+      </w:pPr>
+    </w:lvl>
+    <w:lvl w:ilvl="2" w:tentative="1">
+      <w:start w:val="1"/>
+      <w:numFmt w:val="decimal"/>
+      <w:lvlText w:val="%3."/>
+      <w:lvlJc w:val="left"/>
+      <w:pPr>
+        <w:tabs>
+          <w:tab w:val="num" w:pos="2160"/>
+        </w:tabs>
+        <w:ind w:left="2160" w:hanging="360"/>
+      </w:pPr>
+    </w:lvl>
+    <w:lvl w:ilvl="3" w:tentative="1">
+      <w:start w:val="1"/>
+      <w:numFmt w:val="decimal"/>
+      <w:lvlText w:val="%4."/>
+      <w:lvlJc w:val="left"/>
+      <w:pPr>
+        <w:tabs>
+          <w:tab w:val="num" w:pos="2880"/>
+        </w:tabs>
+        <w:ind w:left="2880" w:hanging="360"/>
+      </w:pPr>
+    </w:lvl>
+    <w:lvl w:ilvl="4" w:tentative="1">
+      <w:start w:val="1"/>
+      <w:numFmt w:val="decimal"/>
+      <w:lvlText w:val="%5."/>
+      <w:lvlJc w:val="left"/>
+      <w:pPr>
+        <w:tabs>
+          <w:tab w:val="num" w:pos="3600"/>
+        </w:tabs>
+        <w:ind w:left="3600" w:hanging="360"/>
+      </w:pPr>
+    </w:lvl>
+    <w:lvl w:ilvl="5" w:tentative="1">
+      <w:start w:val="1"/>
+      <w:numFmt w:val="decimal"/>
+      <w:lvlText w:val="%6."/>
+      <w:lvlJc w:val="left"/>
+      <w:pPr>
+        <w:tabs>
+          <w:tab w:val="num" w:pos="4320"/>
+        </w:tabs>
+        <w:ind w:left="4320" w:hanging="360"/>
+      </w:pPr>
+    </w:lvl>
+    <w:lvl w:ilvl="6" w:tentative="1">
+      <w:start w:val="1"/>
+      <w:numFmt w:val="decimal"/>
+      <w:lvlText w:val="%7."/>
+      <w:lvlJc w:val="left"/>
+      <w:pPr>
+        <w:tabs>
+          <w:tab w:val="num" w:pos="5040"/>
+        </w:tabs>
+        <w:ind w:left="5040" w:hanging="360"/>
+      </w:pPr>
+    </w:lvl>
+    <w:lvl w:ilvl="7" w:tentative="1">
+      <w:start w:val="1"/>
+      <w:numFmt w:val="decimal"/>
+      <w:lvlText w:val="%8."/>
+      <w:lvlJc w:val="left"/>
+      <w:pPr>
+        <w:tabs>
+          <w:tab w:val="num" w:pos="5760"/>
+        </w:tabs>
+        <w:ind w:left="5760" w:hanging="360"/>
+      </w:pPr>
+    </w:lvl>
+    <w:lvl w:ilvl="8" w:tentative="1">
+      <w:start w:val="1"/>
+      <w:numFmt w:val="decimal"/>
+      <w:lvlText w:val="%9."/>
+      <w:lvlJc w:val="left"/>
+      <w:pPr>
+        <w:tabs>
+          <w:tab w:val="num" w:pos="6480"/>
+        </w:tabs>
+        <w:ind w:left="6480" w:hanging="360"/>
+      </w:pPr>
+    </w:lvl>
+  </w:abstractNum>
+  <w:abstractNum w:abstractNumId="4" w15:restartNumberingAfterBreak="0">
     <w:nsid w:val="133B6234"/>
     <w:multiLevelType w:val="multilevel"/>
     <w:tmpl w:val="3CFAA46A"/>
@@ -2342,7 +2242,7 @@
       </w:pPr>
     </w:lvl>
   </w:abstractNum>
-  <w:abstractNum w:abstractNumId="3" w15:restartNumberingAfterBreak="0">
+  <w:abstractNum w:abstractNumId="5" w15:restartNumberingAfterBreak="0">
     <w:nsid w:val="14094EF5"/>
     <w:multiLevelType w:val="multilevel"/>
     <w:tmpl w:val="CC24380C"/>
@@ -2455,7 +2355,233 @@
       </w:pPr>
     </w:lvl>
   </w:abstractNum>
-  <w:abstractNum w:abstractNumId="4" w15:restartNumberingAfterBreak="0">
+  <w:abstractNum w:abstractNumId="6" w15:restartNumberingAfterBreak="0">
+    <w:nsid w:val="1C552FE1"/>
+    <w:multiLevelType w:val="multilevel"/>
+    <w:tmpl w:val="2E3AF132"/>
+    <w:lvl w:ilvl="0">
+      <w:start w:val="3"/>
+      <w:numFmt w:val="decimal"/>
+      <w:lvlText w:val="%1."/>
+      <w:lvlJc w:val="left"/>
+      <w:pPr>
+        <w:tabs>
+          <w:tab w:val="num" w:pos="720"/>
+        </w:tabs>
+        <w:ind w:left="720" w:hanging="360"/>
+      </w:pPr>
+    </w:lvl>
+    <w:lvl w:ilvl="1" w:tentative="1">
+      <w:start w:val="1"/>
+      <w:numFmt w:val="decimal"/>
+      <w:lvlText w:val="%2."/>
+      <w:lvlJc w:val="left"/>
+      <w:pPr>
+        <w:tabs>
+          <w:tab w:val="num" w:pos="1440"/>
+        </w:tabs>
+        <w:ind w:left="1440" w:hanging="360"/>
+      </w:pPr>
+    </w:lvl>
+    <w:lvl w:ilvl="2" w:tentative="1">
+      <w:start w:val="1"/>
+      <w:numFmt w:val="decimal"/>
+      <w:lvlText w:val="%3."/>
+      <w:lvlJc w:val="left"/>
+      <w:pPr>
+        <w:tabs>
+          <w:tab w:val="num" w:pos="2160"/>
+        </w:tabs>
+        <w:ind w:left="2160" w:hanging="360"/>
+      </w:pPr>
+    </w:lvl>
+    <w:lvl w:ilvl="3" w:tentative="1">
+      <w:start w:val="1"/>
+      <w:numFmt w:val="decimal"/>
+      <w:lvlText w:val="%4."/>
+      <w:lvlJc w:val="left"/>
+      <w:pPr>
+        <w:tabs>
+          <w:tab w:val="num" w:pos="2880"/>
+        </w:tabs>
+        <w:ind w:left="2880" w:hanging="360"/>
+      </w:pPr>
+    </w:lvl>
+    <w:lvl w:ilvl="4" w:tentative="1">
+      <w:start w:val="1"/>
+      <w:numFmt w:val="decimal"/>
+      <w:lvlText w:val="%5."/>
+      <w:lvlJc w:val="left"/>
+      <w:pPr>
+        <w:tabs>
+          <w:tab w:val="num" w:pos="3600"/>
+        </w:tabs>
+        <w:ind w:left="3600" w:hanging="360"/>
+      </w:pPr>
+    </w:lvl>
+    <w:lvl w:ilvl="5" w:tentative="1">
+      <w:start w:val="1"/>
+      <w:numFmt w:val="decimal"/>
+      <w:lvlText w:val="%6."/>
+      <w:lvlJc w:val="left"/>
+      <w:pPr>
+        <w:tabs>
+          <w:tab w:val="num" w:pos="4320"/>
+        </w:tabs>
+        <w:ind w:left="4320" w:hanging="360"/>
+      </w:pPr>
+    </w:lvl>
+    <w:lvl w:ilvl="6" w:tentative="1">
+      <w:start w:val="1"/>
+      <w:numFmt w:val="decimal"/>
+      <w:lvlText w:val="%7."/>
+      <w:lvlJc w:val="left"/>
+      <w:pPr>
+        <w:tabs>
+          <w:tab w:val="num" w:pos="5040"/>
+        </w:tabs>
+        <w:ind w:left="5040" w:hanging="360"/>
+      </w:pPr>
+    </w:lvl>
+    <w:lvl w:ilvl="7" w:tentative="1">
+      <w:start w:val="1"/>
+      <w:numFmt w:val="decimal"/>
+      <w:lvlText w:val="%8."/>
+      <w:lvlJc w:val="left"/>
+      <w:pPr>
+        <w:tabs>
+          <w:tab w:val="num" w:pos="5760"/>
+        </w:tabs>
+        <w:ind w:left="5760" w:hanging="360"/>
+      </w:pPr>
+    </w:lvl>
+    <w:lvl w:ilvl="8" w:tentative="1">
+      <w:start w:val="1"/>
+      <w:numFmt w:val="decimal"/>
+      <w:lvlText w:val="%9."/>
+      <w:lvlJc w:val="left"/>
+      <w:pPr>
+        <w:tabs>
+          <w:tab w:val="num" w:pos="6480"/>
+        </w:tabs>
+        <w:ind w:left="6480" w:hanging="360"/>
+      </w:pPr>
+    </w:lvl>
+  </w:abstractNum>
+  <w:abstractNum w:abstractNumId="7" w15:restartNumberingAfterBreak="0">
+    <w:nsid w:val="1E9D2642"/>
+    <w:multiLevelType w:val="multilevel"/>
+    <w:tmpl w:val="DEB090E4"/>
+    <w:lvl w:ilvl="0">
+      <w:start w:val="1"/>
+      <w:numFmt w:val="decimal"/>
+      <w:lvlText w:val="%1."/>
+      <w:lvlJc w:val="left"/>
+      <w:pPr>
+        <w:tabs>
+          <w:tab w:val="num" w:pos="720"/>
+        </w:tabs>
+        <w:ind w:left="720" w:hanging="360"/>
+      </w:pPr>
+    </w:lvl>
+    <w:lvl w:ilvl="1" w:tentative="1">
+      <w:start w:val="1"/>
+      <w:numFmt w:val="decimal"/>
+      <w:lvlText w:val="%2."/>
+      <w:lvlJc w:val="left"/>
+      <w:pPr>
+        <w:tabs>
+          <w:tab w:val="num" w:pos="1440"/>
+        </w:tabs>
+        <w:ind w:left="1440" w:hanging="360"/>
+      </w:pPr>
+    </w:lvl>
+    <w:lvl w:ilvl="2" w:tentative="1">
+      <w:start w:val="1"/>
+      <w:numFmt w:val="decimal"/>
+      <w:lvlText w:val="%3."/>
+      <w:lvlJc w:val="left"/>
+      <w:pPr>
+        <w:tabs>
+          <w:tab w:val="num" w:pos="2160"/>
+        </w:tabs>
+        <w:ind w:left="2160" w:hanging="360"/>
+      </w:pPr>
+    </w:lvl>
+    <w:lvl w:ilvl="3" w:tentative="1">
+      <w:start w:val="1"/>
+      <w:numFmt w:val="decimal"/>
+      <w:lvlText w:val="%4."/>
+      <w:lvlJc w:val="left"/>
+      <w:pPr>
+        <w:tabs>
+          <w:tab w:val="num" w:pos="2880"/>
+        </w:tabs>
+        <w:ind w:left="2880" w:hanging="360"/>
+      </w:pPr>
+    </w:lvl>
+    <w:lvl w:ilvl="4" w:tentative="1">
+      <w:start w:val="1"/>
+      <w:numFmt w:val="decimal"/>
+      <w:lvlText w:val="%5."/>
+      <w:lvlJc w:val="left"/>
+      <w:pPr>
+        <w:tabs>
+          <w:tab w:val="num" w:pos="3600"/>
+        </w:tabs>
+        <w:ind w:left="3600" w:hanging="360"/>
+      </w:pPr>
+    </w:lvl>
+    <w:lvl w:ilvl="5" w:tentative="1">
+      <w:start w:val="1"/>
+      <w:numFmt w:val="decimal"/>
+      <w:lvlText w:val="%6."/>
+      <w:lvlJc w:val="left"/>
+      <w:pPr>
+        <w:tabs>
+          <w:tab w:val="num" w:pos="4320"/>
+        </w:tabs>
+        <w:ind w:left="4320" w:hanging="360"/>
+      </w:pPr>
+    </w:lvl>
+    <w:lvl w:ilvl="6" w:tentative="1">
+      <w:start w:val="1"/>
+      <w:numFmt w:val="decimal"/>
+      <w:lvlText w:val="%7."/>
+      <w:lvlJc w:val="left"/>
+      <w:pPr>
+        <w:tabs>
+          <w:tab w:val="num" w:pos="5040"/>
+        </w:tabs>
+        <w:ind w:left="5040" w:hanging="360"/>
+      </w:pPr>
+    </w:lvl>
+    <w:lvl w:ilvl="7" w:tentative="1">
+      <w:start w:val="1"/>
+      <w:numFmt w:val="decimal"/>
+      <w:lvlText w:val="%8."/>
+      <w:lvlJc w:val="left"/>
+      <w:pPr>
+        <w:tabs>
+          <w:tab w:val="num" w:pos="5760"/>
+        </w:tabs>
+        <w:ind w:left="5760" w:hanging="360"/>
+      </w:pPr>
+    </w:lvl>
+    <w:lvl w:ilvl="8" w:tentative="1">
+      <w:start w:val="1"/>
+      <w:numFmt w:val="decimal"/>
+      <w:lvlText w:val="%9."/>
+      <w:lvlJc w:val="left"/>
+      <w:pPr>
+        <w:tabs>
+          <w:tab w:val="num" w:pos="6480"/>
+        </w:tabs>
+        <w:ind w:left="6480" w:hanging="360"/>
+      </w:pPr>
+    </w:lvl>
+  </w:abstractNum>
+  <w:abstractNum w:abstractNumId="8" w15:restartNumberingAfterBreak="0">
     <w:nsid w:val="233A0EF9"/>
     <w:multiLevelType w:val="multilevel"/>
     <w:tmpl w:val="2E38A488"/>
@@ -2568,7 +2694,7 @@
       </w:pPr>
     </w:lvl>
   </w:abstractNum>
-  <w:abstractNum w:abstractNumId="5" w15:restartNumberingAfterBreak="0">
+  <w:abstractNum w:abstractNumId="9" w15:restartNumberingAfterBreak="0">
     <w:nsid w:val="26FF4DF5"/>
     <w:multiLevelType w:val="multilevel"/>
     <w:tmpl w:val="D9D2DD88"/>
@@ -2681,7 +2807,120 @@
       </w:pPr>
     </w:lvl>
   </w:abstractNum>
-  <w:abstractNum w:abstractNumId="6" w15:restartNumberingAfterBreak="0">
+  <w:abstractNum w:abstractNumId="10" w15:restartNumberingAfterBreak="0">
+    <w:nsid w:val="27757871"/>
+    <w:multiLevelType w:val="multilevel"/>
+    <w:tmpl w:val="ACCECD4E"/>
+    <w:lvl w:ilvl="0">
+      <w:start w:val="8"/>
+      <w:numFmt w:val="decimal"/>
+      <w:lvlText w:val="%1."/>
+      <w:lvlJc w:val="left"/>
+      <w:pPr>
+        <w:tabs>
+          <w:tab w:val="num" w:pos="720"/>
+        </w:tabs>
+        <w:ind w:left="720" w:hanging="360"/>
+      </w:pPr>
+    </w:lvl>
+    <w:lvl w:ilvl="1" w:tentative="1">
+      <w:start w:val="1"/>
+      <w:numFmt w:val="decimal"/>
+      <w:lvlText w:val="%2."/>
+      <w:lvlJc w:val="left"/>
+      <w:pPr>
+        <w:tabs>
+          <w:tab w:val="num" w:pos="1440"/>
+        </w:tabs>
+        <w:ind w:left="1440" w:hanging="360"/>
+      </w:pPr>
+    </w:lvl>
+    <w:lvl w:ilvl="2" w:tentative="1">
+      <w:start w:val="1"/>
+      <w:numFmt w:val="decimal"/>
+      <w:lvlText w:val="%3."/>
+      <w:lvlJc w:val="left"/>
+      <w:pPr>
+        <w:tabs>
+          <w:tab w:val="num" w:pos="2160"/>
+        </w:tabs>
+        <w:ind w:left="2160" w:hanging="360"/>
+      </w:pPr>
+    </w:lvl>
+    <w:lvl w:ilvl="3" w:tentative="1">
+      <w:start w:val="1"/>
+      <w:numFmt w:val="decimal"/>
+      <w:lvlText w:val="%4."/>
+      <w:lvlJc w:val="left"/>
+      <w:pPr>
+        <w:tabs>
+          <w:tab w:val="num" w:pos="2880"/>
+        </w:tabs>
+        <w:ind w:left="2880" w:hanging="360"/>
+      </w:pPr>
+    </w:lvl>
+    <w:lvl w:ilvl="4" w:tentative="1">
+      <w:start w:val="1"/>
+      <w:numFmt w:val="decimal"/>
+      <w:lvlText w:val="%5."/>
+      <w:lvlJc w:val="left"/>
+      <w:pPr>
+        <w:tabs>
+          <w:tab w:val="num" w:pos="3600"/>
+        </w:tabs>
+        <w:ind w:left="3600" w:hanging="360"/>
+      </w:pPr>
+    </w:lvl>
+    <w:lvl w:ilvl="5" w:tentative="1">
+      <w:start w:val="1"/>
+      <w:numFmt w:val="decimal"/>
+      <w:lvlText w:val="%6."/>
+      <w:lvlJc w:val="left"/>
+      <w:pPr>
+        <w:tabs>
+          <w:tab w:val="num" w:pos="4320"/>
+        </w:tabs>
+        <w:ind w:left="4320" w:hanging="360"/>
+      </w:pPr>
+    </w:lvl>
+    <w:lvl w:ilvl="6" w:tentative="1">
+      <w:start w:val="1"/>
+      <w:numFmt w:val="decimal"/>
+      <w:lvlText w:val="%7."/>
+      <w:lvlJc w:val="left"/>
+      <w:pPr>
+        <w:tabs>
+          <w:tab w:val="num" w:pos="5040"/>
+        </w:tabs>
+        <w:ind w:left="5040" w:hanging="360"/>
+      </w:pPr>
+    </w:lvl>
+    <w:lvl w:ilvl="7" w:tentative="1">
+      <w:start w:val="1"/>
+      <w:numFmt w:val="decimal"/>
+      <w:lvlText w:val="%8."/>
+      <w:lvlJc w:val="left"/>
+      <w:pPr>
+        <w:tabs>
+          <w:tab w:val="num" w:pos="5760"/>
+        </w:tabs>
+        <w:ind w:left="5760" w:hanging="360"/>
+      </w:pPr>
+    </w:lvl>
+    <w:lvl w:ilvl="8" w:tentative="1">
+      <w:start w:val="1"/>
+      <w:numFmt w:val="decimal"/>
+      <w:lvlText w:val="%9."/>
+      <w:lvlJc w:val="left"/>
+      <w:pPr>
+        <w:tabs>
+          <w:tab w:val="num" w:pos="6480"/>
+        </w:tabs>
+        <w:ind w:left="6480" w:hanging="360"/>
+      </w:pPr>
+    </w:lvl>
+  </w:abstractNum>
+  <w:abstractNum w:abstractNumId="11" w15:restartNumberingAfterBreak="0">
     <w:nsid w:val="31DB52F4"/>
     <w:multiLevelType w:val="multilevel"/>
     <w:tmpl w:val="1F84623A"/>
@@ -2794,7 +3033,346 @@
       </w:pPr>
     </w:lvl>
   </w:abstractNum>
-  <w:abstractNum w:abstractNumId="7" w15:restartNumberingAfterBreak="0">
+  <w:abstractNum w:abstractNumId="12" w15:restartNumberingAfterBreak="0">
+    <w:nsid w:val="33753D01"/>
+    <w:multiLevelType w:val="multilevel"/>
+    <w:tmpl w:val="1B0E2A3E"/>
+    <w:lvl w:ilvl="0">
+      <w:start w:val="4"/>
+      <w:numFmt w:val="decimal"/>
+      <w:lvlText w:val="%1."/>
+      <w:lvlJc w:val="left"/>
+      <w:pPr>
+        <w:tabs>
+          <w:tab w:val="num" w:pos="720"/>
+        </w:tabs>
+        <w:ind w:left="720" w:hanging="360"/>
+      </w:pPr>
+    </w:lvl>
+    <w:lvl w:ilvl="1" w:tentative="1">
+      <w:start w:val="1"/>
+      <w:numFmt w:val="decimal"/>
+      <w:lvlText w:val="%2."/>
+      <w:lvlJc w:val="left"/>
+      <w:pPr>
+        <w:tabs>
+          <w:tab w:val="num" w:pos="1440"/>
+        </w:tabs>
+        <w:ind w:left="1440" w:hanging="360"/>
+      </w:pPr>
+    </w:lvl>
+    <w:lvl w:ilvl="2" w:tentative="1">
+      <w:start w:val="1"/>
+      <w:numFmt w:val="decimal"/>
+      <w:lvlText w:val="%3."/>
+      <w:lvlJc w:val="left"/>
+      <w:pPr>
+        <w:tabs>
+          <w:tab w:val="num" w:pos="2160"/>
+        </w:tabs>
+        <w:ind w:left="2160" w:hanging="360"/>
+      </w:pPr>
+    </w:lvl>
+    <w:lvl w:ilvl="3" w:tentative="1">
+      <w:start w:val="1"/>
+      <w:numFmt w:val="decimal"/>
+      <w:lvlText w:val="%4."/>
+      <w:lvlJc w:val="left"/>
+      <w:pPr>
+        <w:tabs>
+          <w:tab w:val="num" w:pos="2880"/>
+        </w:tabs>
+        <w:ind w:left="2880" w:hanging="360"/>
+      </w:pPr>
+    </w:lvl>
+    <w:lvl w:ilvl="4" w:tentative="1">
+      <w:start w:val="1"/>
+      <w:numFmt w:val="decimal"/>
+      <w:lvlText w:val="%5."/>
+      <w:lvlJc w:val="left"/>
+      <w:pPr>
+        <w:tabs>
+          <w:tab w:val="num" w:pos="3600"/>
+        </w:tabs>
+        <w:ind w:left="3600" w:hanging="360"/>
+      </w:pPr>
+    </w:lvl>
+    <w:lvl w:ilvl="5" w:tentative="1">
+      <w:start w:val="1"/>
+      <w:numFmt w:val="decimal"/>
+      <w:lvlText w:val="%6."/>
+      <w:lvlJc w:val="left"/>
+      <w:pPr>
+        <w:tabs>
+          <w:tab w:val="num" w:pos="4320"/>
+        </w:tabs>
+        <w:ind w:left="4320" w:hanging="360"/>
+      </w:pPr>
+    </w:lvl>
+    <w:lvl w:ilvl="6" w:tentative="1">
+      <w:start w:val="1"/>
+      <w:numFmt w:val="decimal"/>
+      <w:lvlText w:val="%7."/>
+      <w:lvlJc w:val="left"/>
+      <w:pPr>
+        <w:tabs>
+          <w:tab w:val="num" w:pos="5040"/>
+        </w:tabs>
+        <w:ind w:left="5040" w:hanging="360"/>
+      </w:pPr>
+    </w:lvl>
+    <w:lvl w:ilvl="7" w:tentative="1">
+      <w:start w:val="1"/>
+      <w:numFmt w:val="decimal"/>
+      <w:lvlText w:val="%8."/>
+      <w:lvlJc w:val="left"/>
+      <w:pPr>
+        <w:tabs>
+          <w:tab w:val="num" w:pos="5760"/>
+        </w:tabs>
+        <w:ind w:left="5760" w:hanging="360"/>
+      </w:pPr>
+    </w:lvl>
+    <w:lvl w:ilvl="8" w:tentative="1">
+      <w:start w:val="1"/>
+      <w:numFmt w:val="decimal"/>
+      <w:lvlText w:val="%9."/>
+      <w:lvlJc w:val="left"/>
+      <w:pPr>
+        <w:tabs>
+          <w:tab w:val="num" w:pos="6480"/>
+        </w:tabs>
+        <w:ind w:left="6480" w:hanging="360"/>
+      </w:pPr>
+    </w:lvl>
+  </w:abstractNum>
+  <w:abstractNum w:abstractNumId="13" w15:restartNumberingAfterBreak="0">
+    <w:nsid w:val="35023AF7"/>
+    <w:multiLevelType w:val="multilevel"/>
+    <w:tmpl w:val="905218E8"/>
+    <w:lvl w:ilvl="0">
+      <w:start w:val="1"/>
+      <w:numFmt w:val="lowerLetter"/>
+      <w:lvlText w:val="%1."/>
+      <w:lvlJc w:val="left"/>
+      <w:pPr>
+        <w:tabs>
+          <w:tab w:val="num" w:pos="1080"/>
+        </w:tabs>
+        <w:ind w:left="1080" w:hanging="360"/>
+      </w:pPr>
+    </w:lvl>
+    <w:lvl w:ilvl="1" w:tentative="1">
+      <w:start w:val="1"/>
+      <w:numFmt w:val="lowerLetter"/>
+      <w:lvlText w:val="%2."/>
+      <w:lvlJc w:val="left"/>
+      <w:pPr>
+        <w:tabs>
+          <w:tab w:val="num" w:pos="1800"/>
+        </w:tabs>
+        <w:ind w:left="1800" w:hanging="360"/>
+      </w:pPr>
+    </w:lvl>
+    <w:lvl w:ilvl="2" w:tentative="1">
+      <w:start w:val="1"/>
+      <w:numFmt w:val="lowerLetter"/>
+      <w:lvlText w:val="%3."/>
+      <w:lvlJc w:val="left"/>
+      <w:pPr>
+        <w:tabs>
+          <w:tab w:val="num" w:pos="2520"/>
+        </w:tabs>
+        <w:ind w:left="2520" w:hanging="360"/>
+      </w:pPr>
+    </w:lvl>
+    <w:lvl w:ilvl="3" w:tentative="1">
+      <w:start w:val="1"/>
+      <w:numFmt w:val="lowerLetter"/>
+      <w:lvlText w:val="%4."/>
+      <w:lvlJc w:val="left"/>
+      <w:pPr>
+        <w:tabs>
+          <w:tab w:val="num" w:pos="3240"/>
+        </w:tabs>
+        <w:ind w:left="3240" w:hanging="360"/>
+      </w:pPr>
+    </w:lvl>
+    <w:lvl w:ilvl="4" w:tentative="1">
+      <w:start w:val="1"/>
+      <w:numFmt w:val="lowerLetter"/>
+      <w:lvlText w:val="%5."/>
+      <w:lvlJc w:val="left"/>
+      <w:pPr>
+        <w:tabs>
+          <w:tab w:val="num" w:pos="3960"/>
+        </w:tabs>
+        <w:ind w:left="3960" w:hanging="360"/>
+      </w:pPr>
+    </w:lvl>
+    <w:lvl w:ilvl="5" w:tentative="1">
+      <w:start w:val="1"/>
+      <w:numFmt w:val="lowerLetter"/>
+      <w:lvlText w:val="%6."/>
+      <w:lvlJc w:val="left"/>
+      <w:pPr>
+        <w:tabs>
+          <w:tab w:val="num" w:pos="4680"/>
+        </w:tabs>
+        <w:ind w:left="4680" w:hanging="360"/>
+      </w:pPr>
+    </w:lvl>
+    <w:lvl w:ilvl="6" w:tentative="1">
+      <w:start w:val="1"/>
+      <w:numFmt w:val="lowerLetter"/>
+      <w:lvlText w:val="%7."/>
+      <w:lvlJc w:val="left"/>
+      <w:pPr>
+        <w:tabs>
+          <w:tab w:val="num" w:pos="5400"/>
+        </w:tabs>
+        <w:ind w:left="5400" w:hanging="360"/>
+      </w:pPr>
+    </w:lvl>
+    <w:lvl w:ilvl="7" w:tentative="1">
+      <w:start w:val="1"/>
+      <w:numFmt w:val="lowerLetter"/>
+      <w:lvlText w:val="%8."/>
+      <w:lvlJc w:val="left"/>
+      <w:pPr>
+        <w:tabs>
+          <w:tab w:val="num" w:pos="6120"/>
+        </w:tabs>
+        <w:ind w:left="6120" w:hanging="360"/>
+      </w:pPr>
+    </w:lvl>
+    <w:lvl w:ilvl="8" w:tentative="1">
+      <w:start w:val="1"/>
+      <w:numFmt w:val="lowerLetter"/>
+      <w:lvlText w:val="%9."/>
+      <w:lvlJc w:val="left"/>
+      <w:pPr>
+        <w:tabs>
+          <w:tab w:val="num" w:pos="6840"/>
+        </w:tabs>
+        <w:ind w:left="6840" w:hanging="360"/>
+      </w:pPr>
+    </w:lvl>
+  </w:abstractNum>
+  <w:abstractNum w:abstractNumId="14" w15:restartNumberingAfterBreak="0">
+    <w:nsid w:val="35BB0865"/>
+    <w:multiLevelType w:val="multilevel"/>
+    <w:tmpl w:val="51EEADE6"/>
+    <w:lvl w:ilvl="0">
+      <w:start w:val="9"/>
+      <w:numFmt w:val="decimal"/>
+      <w:lvlText w:val="%1."/>
+      <w:lvlJc w:val="left"/>
+      <w:pPr>
+        <w:tabs>
+          <w:tab w:val="num" w:pos="720"/>
+        </w:tabs>
+        <w:ind w:left="720" w:hanging="360"/>
+      </w:pPr>
+    </w:lvl>
+    <w:lvl w:ilvl="1" w:tentative="1">
+      <w:start w:val="1"/>
+      <w:numFmt w:val="decimal"/>
+      <w:lvlText w:val="%2."/>
+      <w:lvlJc w:val="left"/>
+      <w:pPr>
+        <w:tabs>
+          <w:tab w:val="num" w:pos="1440"/>
+        </w:tabs>
+        <w:ind w:left="1440" w:hanging="360"/>
+      </w:pPr>
+    </w:lvl>
+    <w:lvl w:ilvl="2" w:tentative="1">
+      <w:start w:val="1"/>
+      <w:numFmt w:val="decimal"/>
+      <w:lvlText w:val="%3."/>
+      <w:lvlJc w:val="left"/>
+      <w:pPr>
+        <w:tabs>
+          <w:tab w:val="num" w:pos="2160"/>
+        </w:tabs>
+        <w:ind w:left="2160" w:hanging="360"/>
+      </w:pPr>
+    </w:lvl>
+    <w:lvl w:ilvl="3" w:tentative="1">
+      <w:start w:val="1"/>
+      <w:numFmt w:val="decimal"/>
+      <w:lvlText w:val="%4."/>
+      <w:lvlJc w:val="left"/>
+      <w:pPr>
+        <w:tabs>
+          <w:tab w:val="num" w:pos="2880"/>
+        </w:tabs>
+        <w:ind w:left="2880" w:hanging="360"/>
+      </w:pPr>
+    </w:lvl>
+    <w:lvl w:ilvl="4" w:tentative="1">
+      <w:start w:val="1"/>
+      <w:numFmt w:val="decimal"/>
+      <w:lvlText w:val="%5."/>
+      <w:lvlJc w:val="left"/>
+      <w:pPr>
+        <w:tabs>
+          <w:tab w:val="num" w:pos="3600"/>
+        </w:tabs>
+        <w:ind w:left="3600" w:hanging="360"/>
+      </w:pPr>
+    </w:lvl>
+    <w:lvl w:ilvl="5" w:tentative="1">
+      <w:start w:val="1"/>
+      <w:numFmt w:val="decimal"/>
+      <w:lvlText w:val="%6."/>
+      <w:lvlJc w:val="left"/>
+      <w:pPr>
+        <w:tabs>
+          <w:tab w:val="num" w:pos="4320"/>
+        </w:tabs>
+        <w:ind w:left="4320" w:hanging="360"/>
+      </w:pPr>
+    </w:lvl>
+    <w:lvl w:ilvl="6" w:tentative="1">
+      <w:start w:val="1"/>
+      <w:numFmt w:val="decimal"/>
+      <w:lvlText w:val="%7."/>
+      <w:lvlJc w:val="left"/>
+      <w:pPr>
+        <w:tabs>
+          <w:tab w:val="num" w:pos="5040"/>
+        </w:tabs>
+        <w:ind w:left="5040" w:hanging="360"/>
+      </w:pPr>
+    </w:lvl>
+    <w:lvl w:ilvl="7" w:tentative="1">
+      <w:start w:val="1"/>
+      <w:numFmt w:val="decimal"/>
+      <w:lvlText w:val="%8."/>
+      <w:lvlJc w:val="left"/>
+      <w:pPr>
+        <w:tabs>
+          <w:tab w:val="num" w:pos="5760"/>
+        </w:tabs>
+        <w:ind w:left="5760" w:hanging="360"/>
+      </w:pPr>
+    </w:lvl>
+    <w:lvl w:ilvl="8" w:tentative="1">
+      <w:start w:val="1"/>
+      <w:numFmt w:val="decimal"/>
+      <w:lvlText w:val="%9."/>
+      <w:lvlJc w:val="left"/>
+      <w:pPr>
+        <w:tabs>
+          <w:tab w:val="num" w:pos="6480"/>
+        </w:tabs>
+        <w:ind w:left="6480" w:hanging="360"/>
+      </w:pPr>
+    </w:lvl>
+  </w:abstractNum>
+  <w:abstractNum w:abstractNumId="15" w15:restartNumberingAfterBreak="0">
     <w:nsid w:val="366F70BE"/>
     <w:multiLevelType w:val="multilevel"/>
     <w:tmpl w:val="0A2A52D2"/>
@@ -2907,7 +3485,7 @@
       </w:pPr>
     </w:lvl>
   </w:abstractNum>
-  <w:abstractNum w:abstractNumId="8" w15:restartNumberingAfterBreak="0">
+  <w:abstractNum w:abstractNumId="16" w15:restartNumberingAfterBreak="0">
     <w:nsid w:val="38A2532F"/>
     <w:multiLevelType w:val="multilevel"/>
     <w:tmpl w:val="E6F275F6"/>
@@ -3020,7 +3598,7 @@
       </w:pPr>
     </w:lvl>
   </w:abstractNum>
-  <w:abstractNum w:abstractNumId="9" w15:restartNumberingAfterBreak="0">
+  <w:abstractNum w:abstractNumId="17" w15:restartNumberingAfterBreak="0">
     <w:nsid w:val="3B253DA9"/>
     <w:multiLevelType w:val="multilevel"/>
     <w:tmpl w:val="84B23868"/>
@@ -3133,7 +3711,7 @@
       </w:pPr>
     </w:lvl>
   </w:abstractNum>
-  <w:abstractNum w:abstractNumId="10" w15:restartNumberingAfterBreak="0">
+  <w:abstractNum w:abstractNumId="18" w15:restartNumberingAfterBreak="0">
     <w:nsid w:val="47A42F4C"/>
     <w:multiLevelType w:val="multilevel"/>
     <w:tmpl w:val="5BEAAD90"/>
@@ -3246,7 +3824,7 @@
       </w:pPr>
     </w:lvl>
   </w:abstractNum>
-  <w:abstractNum w:abstractNumId="11" w15:restartNumberingAfterBreak="0">
+  <w:abstractNum w:abstractNumId="19" w15:restartNumberingAfterBreak="0">
     <w:nsid w:val="4C7864DB"/>
     <w:multiLevelType w:val="multilevel"/>
     <w:tmpl w:val="EF2273A6"/>
@@ -3359,7 +3937,7 @@
       </w:pPr>
     </w:lvl>
   </w:abstractNum>
-  <w:abstractNum w:abstractNumId="12" w15:restartNumberingAfterBreak="0">
+  <w:abstractNum w:abstractNumId="20" w15:restartNumberingAfterBreak="0">
     <w:nsid w:val="5056400A"/>
     <w:multiLevelType w:val="multilevel"/>
     <w:tmpl w:val="0146355A"/>
@@ -3472,7 +4050,7 @@
       </w:pPr>
     </w:lvl>
   </w:abstractNum>
-  <w:abstractNum w:abstractNumId="13" w15:restartNumberingAfterBreak="0">
+  <w:abstractNum w:abstractNumId="21" w15:restartNumberingAfterBreak="0">
     <w:nsid w:val="511E2B2E"/>
     <w:multiLevelType w:val="multilevel"/>
     <w:tmpl w:val="6066C676"/>
@@ -3585,7 +4163,7 @@
       </w:pPr>
     </w:lvl>
   </w:abstractNum>
-  <w:abstractNum w:abstractNumId="14" w15:restartNumberingAfterBreak="0">
+  <w:abstractNum w:abstractNumId="22" w15:restartNumberingAfterBreak="0">
     <w:nsid w:val="517E115D"/>
     <w:multiLevelType w:val="multilevel"/>
     <w:tmpl w:val="C1E04D1E"/>
@@ -3698,7 +4276,120 @@
       </w:pPr>
     </w:lvl>
   </w:abstractNum>
-  <w:abstractNum w:abstractNumId="15" w15:restartNumberingAfterBreak="0">
+  <w:abstractNum w:abstractNumId="23" w15:restartNumberingAfterBreak="0">
+    <w:nsid w:val="567C160E"/>
+    <w:multiLevelType w:val="multilevel"/>
+    <w:tmpl w:val="77E0515E"/>
+    <w:lvl w:ilvl="0">
+      <w:start w:val="10"/>
+      <w:numFmt w:val="decimal"/>
+      <w:lvlText w:val="%1."/>
+      <w:lvlJc w:val="left"/>
+      <w:pPr>
+        <w:tabs>
+          <w:tab w:val="num" w:pos="720"/>
+        </w:tabs>
+        <w:ind w:left="720" w:hanging="360"/>
+      </w:pPr>
+    </w:lvl>
+    <w:lvl w:ilvl="1" w:tentative="1">
+      <w:start w:val="1"/>
+      <w:numFmt w:val="decimal"/>
+      <w:lvlText w:val="%2."/>
+      <w:lvlJc w:val="left"/>
+      <w:pPr>
+        <w:tabs>
+          <w:tab w:val="num" w:pos="1440"/>
+        </w:tabs>
+        <w:ind w:left="1440" w:hanging="360"/>
+      </w:pPr>
+    </w:lvl>
+    <w:lvl w:ilvl="2" w:tentative="1">
+      <w:start w:val="1"/>
+      <w:numFmt w:val="decimal"/>
+      <w:lvlText w:val="%3."/>
+      <w:lvlJc w:val="left"/>
+      <w:pPr>
+        <w:tabs>
+          <w:tab w:val="num" w:pos="2160"/>
+        </w:tabs>
+        <w:ind w:left="2160" w:hanging="360"/>
+      </w:pPr>
+    </w:lvl>
+    <w:lvl w:ilvl="3" w:tentative="1">
+      <w:start w:val="1"/>
+      <w:numFmt w:val="decimal"/>
+      <w:lvlText w:val="%4."/>
+      <w:lvlJc w:val="left"/>
+      <w:pPr>
+        <w:tabs>
+          <w:tab w:val="num" w:pos="2880"/>
+        </w:tabs>
+        <w:ind w:left="2880" w:hanging="360"/>
+      </w:pPr>
+    </w:lvl>
+    <w:lvl w:ilvl="4" w:tentative="1">
+      <w:start w:val="1"/>
+      <w:numFmt w:val="decimal"/>
+      <w:lvlText w:val="%5."/>
+      <w:lvlJc w:val="left"/>
+      <w:pPr>
+        <w:tabs>
+          <w:tab w:val="num" w:pos="3600"/>
+        </w:tabs>
+        <w:ind w:left="3600" w:hanging="360"/>
+      </w:pPr>
+    </w:lvl>
+    <w:lvl w:ilvl="5" w:tentative="1">
+      <w:start w:val="1"/>
+      <w:numFmt w:val="decimal"/>
+      <w:lvlText w:val="%6."/>
+      <w:lvlJc w:val="left"/>
+      <w:pPr>
+        <w:tabs>
+          <w:tab w:val="num" w:pos="4320"/>
+        </w:tabs>
+        <w:ind w:left="4320" w:hanging="360"/>
+      </w:pPr>
+    </w:lvl>
+    <w:lvl w:ilvl="6" w:tentative="1">
+      <w:start w:val="1"/>
+      <w:numFmt w:val="decimal"/>
+      <w:lvlText w:val="%7."/>
+      <w:lvlJc w:val="left"/>
+      <w:pPr>
+        <w:tabs>
+          <w:tab w:val="num" w:pos="5040"/>
+        </w:tabs>
+        <w:ind w:left="5040" w:hanging="360"/>
+      </w:pPr>
+    </w:lvl>
+    <w:lvl w:ilvl="7" w:tentative="1">
+      <w:start w:val="1"/>
+      <w:numFmt w:val="decimal"/>
+      <w:lvlText w:val="%8."/>
+      <w:lvlJc w:val="left"/>
+      <w:pPr>
+        <w:tabs>
+          <w:tab w:val="num" w:pos="5760"/>
+        </w:tabs>
+        <w:ind w:left="5760" w:hanging="360"/>
+      </w:pPr>
+    </w:lvl>
+    <w:lvl w:ilvl="8" w:tentative="1">
+      <w:start w:val="1"/>
+      <w:numFmt w:val="decimal"/>
+      <w:lvlText w:val="%9."/>
+      <w:lvlJc w:val="left"/>
+      <w:pPr>
+        <w:tabs>
+          <w:tab w:val="num" w:pos="6480"/>
+        </w:tabs>
+        <w:ind w:left="6480" w:hanging="360"/>
+      </w:pPr>
+    </w:lvl>
+  </w:abstractNum>
+  <w:abstractNum w:abstractNumId="24" w15:restartNumberingAfterBreak="0">
     <w:nsid w:val="59491692"/>
     <w:multiLevelType w:val="multilevel"/>
     <w:tmpl w:val="42F081F4"/>
@@ -3811,7 +4502,7 @@
       </w:pPr>
     </w:lvl>
   </w:abstractNum>
-  <w:abstractNum w:abstractNumId="16" w15:restartNumberingAfterBreak="0">
+  <w:abstractNum w:abstractNumId="25" w15:restartNumberingAfterBreak="0">
     <w:nsid w:val="597B112C"/>
     <w:multiLevelType w:val="multilevel"/>
     <w:tmpl w:val="DCDA1CFE"/>
@@ -3924,7 +4615,7 @@
       </w:pPr>
     </w:lvl>
   </w:abstractNum>
-  <w:abstractNum w:abstractNumId="17" w15:restartNumberingAfterBreak="0">
+  <w:abstractNum w:abstractNumId="26" w15:restartNumberingAfterBreak="0">
     <w:nsid w:val="5FF515DD"/>
     <w:multiLevelType w:val="multilevel"/>
     <w:tmpl w:val="E6362936"/>
@@ -4037,7 +4728,120 @@
       </w:pPr>
     </w:lvl>
   </w:abstractNum>
-  <w:abstractNum w:abstractNumId="18" w15:restartNumberingAfterBreak="0">
+  <w:abstractNum w:abstractNumId="27" w15:restartNumberingAfterBreak="0">
+    <w:nsid w:val="63811952"/>
+    <w:multiLevelType w:val="multilevel"/>
+    <w:tmpl w:val="2C3E8DA4"/>
+    <w:lvl w:ilvl="0">
+      <w:start w:val="7"/>
+      <w:numFmt w:val="decimal"/>
+      <w:lvlText w:val="%1."/>
+      <w:lvlJc w:val="left"/>
+      <w:pPr>
+        <w:tabs>
+          <w:tab w:val="num" w:pos="720"/>
+        </w:tabs>
+        <w:ind w:left="720" w:hanging="360"/>
+      </w:pPr>
+    </w:lvl>
+    <w:lvl w:ilvl="1" w:tentative="1">
+      <w:start w:val="1"/>
+      <w:numFmt w:val="decimal"/>
+      <w:lvlText w:val="%2."/>
+      <w:lvlJc w:val="left"/>
+      <w:pPr>
+        <w:tabs>
+          <w:tab w:val="num" w:pos="1440"/>
+        </w:tabs>
+        <w:ind w:left="1440" w:hanging="360"/>
+      </w:pPr>
+    </w:lvl>
+    <w:lvl w:ilvl="2" w:tentative="1">
+      <w:start w:val="1"/>
+      <w:numFmt w:val="decimal"/>
+      <w:lvlText w:val="%3."/>
+      <w:lvlJc w:val="left"/>
+      <w:pPr>
+        <w:tabs>
+          <w:tab w:val="num" w:pos="2160"/>
+        </w:tabs>
+        <w:ind w:left="2160" w:hanging="360"/>
+      </w:pPr>
+    </w:lvl>
+    <w:lvl w:ilvl="3" w:tentative="1">
+      <w:start w:val="1"/>
+      <w:numFmt w:val="decimal"/>
+      <w:lvlText w:val="%4."/>
+      <w:lvlJc w:val="left"/>
+      <w:pPr>
+        <w:tabs>
+          <w:tab w:val="num" w:pos="2880"/>
+        </w:tabs>
+        <w:ind w:left="2880" w:hanging="360"/>
+      </w:pPr>
+    </w:lvl>
+    <w:lvl w:ilvl="4" w:tentative="1">
+      <w:start w:val="1"/>
+      <w:numFmt w:val="decimal"/>
+      <w:lvlText w:val="%5."/>
+      <w:lvlJc w:val="left"/>
+      <w:pPr>
+        <w:tabs>
+          <w:tab w:val="num" w:pos="3600"/>
+        </w:tabs>
+        <w:ind w:left="3600" w:hanging="360"/>
+      </w:pPr>
+    </w:lvl>
+    <w:lvl w:ilvl="5" w:tentative="1">
+      <w:start w:val="1"/>
+      <w:numFmt w:val="decimal"/>
+      <w:lvlText w:val="%6."/>
+      <w:lvlJc w:val="left"/>
+      <w:pPr>
+        <w:tabs>
+          <w:tab w:val="num" w:pos="4320"/>
+        </w:tabs>
+        <w:ind w:left="4320" w:hanging="360"/>
+      </w:pPr>
+    </w:lvl>
+    <w:lvl w:ilvl="6" w:tentative="1">
+      <w:start w:val="1"/>
+      <w:numFmt w:val="decimal"/>
+      <w:lvlText w:val="%7."/>
+      <w:lvlJc w:val="left"/>
+      <w:pPr>
+        <w:tabs>
+          <w:tab w:val="num" w:pos="5040"/>
+        </w:tabs>
+        <w:ind w:left="5040" w:hanging="360"/>
+      </w:pPr>
+    </w:lvl>
+    <w:lvl w:ilvl="7" w:tentative="1">
+      <w:start w:val="1"/>
+      <w:numFmt w:val="decimal"/>
+      <w:lvlText w:val="%8."/>
+      <w:lvlJc w:val="left"/>
+      <w:pPr>
+        <w:tabs>
+          <w:tab w:val="num" w:pos="5760"/>
+        </w:tabs>
+        <w:ind w:left="5760" w:hanging="360"/>
+      </w:pPr>
+    </w:lvl>
+    <w:lvl w:ilvl="8" w:tentative="1">
+      <w:start w:val="1"/>
+      <w:numFmt w:val="decimal"/>
+      <w:lvlText w:val="%9."/>
+      <w:lvlJc w:val="left"/>
+      <w:pPr>
+        <w:tabs>
+          <w:tab w:val="num" w:pos="6480"/>
+        </w:tabs>
+        <w:ind w:left="6480" w:hanging="360"/>
+      </w:pPr>
+    </w:lvl>
+  </w:abstractNum>
+  <w:abstractNum w:abstractNumId="28" w15:restartNumberingAfterBreak="0">
     <w:nsid w:val="69C31BEB"/>
     <w:multiLevelType w:val="multilevel"/>
     <w:tmpl w:val="84540E76"/>
@@ -4150,7 +4954,120 @@
       </w:pPr>
     </w:lvl>
   </w:abstractNum>
-  <w:abstractNum w:abstractNumId="19" w15:restartNumberingAfterBreak="0">
+  <w:abstractNum w:abstractNumId="29" w15:restartNumberingAfterBreak="0">
+    <w:nsid w:val="6AAC0EFD"/>
+    <w:multiLevelType w:val="multilevel"/>
+    <w:tmpl w:val="4F5E47A2"/>
+    <w:lvl w:ilvl="0">
+      <w:start w:val="6"/>
+      <w:numFmt w:val="decimal"/>
+      <w:lvlText w:val="%1."/>
+      <w:lvlJc w:val="left"/>
+      <w:pPr>
+        <w:tabs>
+          <w:tab w:val="num" w:pos="720"/>
+        </w:tabs>
+        <w:ind w:left="720" w:hanging="360"/>
+      </w:pPr>
+    </w:lvl>
+    <w:lvl w:ilvl="1" w:tentative="1">
+      <w:start w:val="1"/>
+      <w:numFmt w:val="decimal"/>
+      <w:lvlText w:val="%2."/>
+      <w:lvlJc w:val="left"/>
+      <w:pPr>
+        <w:tabs>
+          <w:tab w:val="num" w:pos="1440"/>
+        </w:tabs>
+        <w:ind w:left="1440" w:hanging="360"/>
+      </w:pPr>
+    </w:lvl>
+    <w:lvl w:ilvl="2" w:tentative="1">
+      <w:start w:val="1"/>
+      <w:numFmt w:val="decimal"/>
+      <w:lvlText w:val="%3."/>
+      <w:lvlJc w:val="left"/>
+      <w:pPr>
+        <w:tabs>
+          <w:tab w:val="num" w:pos="2160"/>
+        </w:tabs>
+        <w:ind w:left="2160" w:hanging="360"/>
+      </w:pPr>
+    </w:lvl>
+    <w:lvl w:ilvl="3" w:tentative="1">
+      <w:start w:val="1"/>
+      <w:numFmt w:val="decimal"/>
+      <w:lvlText w:val="%4."/>
+      <w:lvlJc w:val="left"/>
+      <w:pPr>
+        <w:tabs>
+          <w:tab w:val="num" w:pos="2880"/>
+        </w:tabs>
+        <w:ind w:left="2880" w:hanging="360"/>
+      </w:pPr>
+    </w:lvl>
+    <w:lvl w:ilvl="4" w:tentative="1">
+      <w:start w:val="1"/>
+      <w:numFmt w:val="decimal"/>
+      <w:lvlText w:val="%5."/>
+      <w:lvlJc w:val="left"/>
+      <w:pPr>
+        <w:tabs>
+          <w:tab w:val="num" w:pos="3600"/>
+        </w:tabs>
+        <w:ind w:left="3600" w:hanging="360"/>
+      </w:pPr>
+    </w:lvl>
+    <w:lvl w:ilvl="5" w:tentative="1">
+      <w:start w:val="1"/>
+      <w:numFmt w:val="decimal"/>
+      <w:lvlText w:val="%6."/>
+      <w:lvlJc w:val="left"/>
+      <w:pPr>
+        <w:tabs>
+          <w:tab w:val="num" w:pos="4320"/>
+        </w:tabs>
+        <w:ind w:left="4320" w:hanging="360"/>
+      </w:pPr>
+    </w:lvl>
+    <w:lvl w:ilvl="6" w:tentative="1">
+      <w:start w:val="1"/>
+      <w:numFmt w:val="decimal"/>
+      <w:lvlText w:val="%7."/>
+      <w:lvlJc w:val="left"/>
+      <w:pPr>
+        <w:tabs>
+          <w:tab w:val="num" w:pos="5040"/>
+        </w:tabs>
+        <w:ind w:left="5040" w:hanging="360"/>
+      </w:pPr>
+    </w:lvl>
+    <w:lvl w:ilvl="7" w:tentative="1">
+      <w:start w:val="1"/>
+      <w:numFmt w:val="decimal"/>
+      <w:lvlText w:val="%8."/>
+      <w:lvlJc w:val="left"/>
+      <w:pPr>
+        <w:tabs>
+          <w:tab w:val="num" w:pos="5760"/>
+        </w:tabs>
+        <w:ind w:left="5760" w:hanging="360"/>
+      </w:pPr>
+    </w:lvl>
+    <w:lvl w:ilvl="8" w:tentative="1">
+      <w:start w:val="1"/>
+      <w:numFmt w:val="decimal"/>
+      <w:lvlText w:val="%9."/>
+      <w:lvlJc w:val="left"/>
+      <w:pPr>
+        <w:tabs>
+          <w:tab w:val="num" w:pos="6480"/>
+        </w:tabs>
+        <w:ind w:left="6480" w:hanging="360"/>
+      </w:pPr>
+    </w:lvl>
+  </w:abstractNum>
+  <w:abstractNum w:abstractNumId="30" w15:restartNumberingAfterBreak="0">
     <w:nsid w:val="6CD86EFA"/>
     <w:multiLevelType w:val="multilevel"/>
     <w:tmpl w:val="5A583FF2"/>
@@ -4263,7 +5180,7 @@
       </w:pPr>
     </w:lvl>
   </w:abstractNum>
-  <w:abstractNum w:abstractNumId="20" w15:restartNumberingAfterBreak="0">
+  <w:abstractNum w:abstractNumId="31" w15:restartNumberingAfterBreak="0">
     <w:nsid w:val="6D191F76"/>
     <w:multiLevelType w:val="multilevel"/>
     <w:tmpl w:val="35626206"/>
@@ -4376,7 +5293,7 @@
       </w:pPr>
     </w:lvl>
   </w:abstractNum>
-  <w:abstractNum w:abstractNumId="21" w15:restartNumberingAfterBreak="0">
+  <w:abstractNum w:abstractNumId="32" w15:restartNumberingAfterBreak="0">
     <w:nsid w:val="6FEE4357"/>
     <w:multiLevelType w:val="multilevel"/>
     <w:tmpl w:val="37180C3C"/>
@@ -4489,7 +5406,7 @@
       </w:pPr>
     </w:lvl>
   </w:abstractNum>
-  <w:abstractNum w:abstractNumId="22" w15:restartNumberingAfterBreak="0">
+  <w:abstractNum w:abstractNumId="33" w15:restartNumberingAfterBreak="0">
     <w:nsid w:val="73D8072C"/>
     <w:multiLevelType w:val="multilevel"/>
     <w:tmpl w:val="CAF4A63E"/>
@@ -4602,7 +5519,7 @@
       </w:pPr>
     </w:lvl>
   </w:abstractNum>
-  <w:abstractNum w:abstractNumId="23" w15:restartNumberingAfterBreak="0">
+  <w:abstractNum w:abstractNumId="34" w15:restartNumberingAfterBreak="0">
     <w:nsid w:val="742F0589"/>
     <w:multiLevelType w:val="multilevel"/>
     <w:tmpl w:val="3196B058"/>
@@ -4715,7 +5632,7 @@
       </w:pPr>
     </w:lvl>
   </w:abstractNum>
-  <w:abstractNum w:abstractNumId="24" w15:restartNumberingAfterBreak="0">
+  <w:abstractNum w:abstractNumId="35" w15:restartNumberingAfterBreak="0">
     <w:nsid w:val="7837304E"/>
     <w:multiLevelType w:val="multilevel"/>
     <w:tmpl w:val="C330B906"/>
@@ -4828,7 +5745,120 @@
       </w:pPr>
     </w:lvl>
   </w:abstractNum>
-  <w:abstractNum w:abstractNumId="25" w15:restartNumberingAfterBreak="0">
+  <w:abstractNum w:abstractNumId="36" w15:restartNumberingAfterBreak="0">
+    <w:nsid w:val="79214A9C"/>
+    <w:multiLevelType w:val="multilevel"/>
+    <w:tmpl w:val="26141A48"/>
+    <w:lvl w:ilvl="0">
+      <w:start w:val="2"/>
+      <w:numFmt w:val="decimal"/>
+      <w:lvlText w:val="%1."/>
+      <w:lvlJc w:val="left"/>
+      <w:pPr>
+        <w:tabs>
+          <w:tab w:val="num" w:pos="720"/>
+        </w:tabs>
+        <w:ind w:left="720" w:hanging="360"/>
+      </w:pPr>
+    </w:lvl>
+    <w:lvl w:ilvl="1" w:tentative="1">
+      <w:start w:val="1"/>
+      <w:numFmt w:val="decimal"/>
+      <w:lvlText w:val="%2."/>
+      <w:lvlJc w:val="left"/>
+      <w:pPr>
+        <w:tabs>
+          <w:tab w:val="num" w:pos="1440"/>
+        </w:tabs>
+        <w:ind w:left="1440" w:hanging="360"/>
+      </w:pPr>
+    </w:lvl>
+    <w:lvl w:ilvl="2" w:tentative="1">
+      <w:start w:val="1"/>
+      <w:numFmt w:val="decimal"/>
+      <w:lvlText w:val="%3."/>
+      <w:lvlJc w:val="left"/>
+      <w:pPr>
+        <w:tabs>
+          <w:tab w:val="num" w:pos="2160"/>
+        </w:tabs>
+        <w:ind w:left="2160" w:hanging="360"/>
+      </w:pPr>
+    </w:lvl>
+    <w:lvl w:ilvl="3" w:tentative="1">
+      <w:start w:val="1"/>
+      <w:numFmt w:val="decimal"/>
+      <w:lvlText w:val="%4."/>
+      <w:lvlJc w:val="left"/>
+      <w:pPr>
+        <w:tabs>
+          <w:tab w:val="num" w:pos="2880"/>
+        </w:tabs>
+        <w:ind w:left="2880" w:hanging="360"/>
+      </w:pPr>
+    </w:lvl>
+    <w:lvl w:ilvl="4" w:tentative="1">
+      <w:start w:val="1"/>
+      <w:numFmt w:val="decimal"/>
+      <w:lvlText w:val="%5."/>
+      <w:lvlJc w:val="left"/>
+      <w:pPr>
+        <w:tabs>
+          <w:tab w:val="num" w:pos="3600"/>
+        </w:tabs>
+        <w:ind w:left="3600" w:hanging="360"/>
+      </w:pPr>
+    </w:lvl>
+    <w:lvl w:ilvl="5" w:tentative="1">
+      <w:start w:val="1"/>
+      <w:numFmt w:val="decimal"/>
+      <w:lvlText w:val="%6."/>
+      <w:lvlJc w:val="left"/>
+      <w:pPr>
+        <w:tabs>
+          <w:tab w:val="num" w:pos="4320"/>
+        </w:tabs>
+        <w:ind w:left="4320" w:hanging="360"/>
+      </w:pPr>
+    </w:lvl>
+    <w:lvl w:ilvl="6" w:tentative="1">
+      <w:start w:val="1"/>
+      <w:numFmt w:val="decimal"/>
+      <w:lvlText w:val="%7."/>
+      <w:lvlJc w:val="left"/>
+      <w:pPr>
+        <w:tabs>
+          <w:tab w:val="num" w:pos="5040"/>
+        </w:tabs>
+        <w:ind w:left="5040" w:hanging="360"/>
+      </w:pPr>
+    </w:lvl>
+    <w:lvl w:ilvl="7" w:tentative="1">
+      <w:start w:val="1"/>
+      <w:numFmt w:val="decimal"/>
+      <w:lvlText w:val="%8."/>
+      <w:lvlJc w:val="left"/>
+      <w:pPr>
+        <w:tabs>
+          <w:tab w:val="num" w:pos="5760"/>
+        </w:tabs>
+        <w:ind w:left="5760" w:hanging="360"/>
+      </w:pPr>
+    </w:lvl>
+    <w:lvl w:ilvl="8" w:tentative="1">
+      <w:start w:val="1"/>
+      <w:numFmt w:val="decimal"/>
+      <w:lvlText w:val="%9."/>
+      <w:lvlJc w:val="left"/>
+      <w:pPr>
+        <w:tabs>
+          <w:tab w:val="num" w:pos="6480"/>
+        </w:tabs>
+        <w:ind w:left="6480" w:hanging="360"/>
+      </w:pPr>
+    </w:lvl>
+  </w:abstractNum>
+  <w:abstractNum w:abstractNumId="37" w15:restartNumberingAfterBreak="0">
     <w:nsid w:val="7D47566C"/>
     <w:multiLevelType w:val="multilevel"/>
     <w:tmpl w:val="4D7298F6"/>
@@ -4941,7 +5971,7 @@
       </w:pPr>
     </w:lvl>
   </w:abstractNum>
-  <w:abstractNum w:abstractNumId="26" w15:restartNumberingAfterBreak="0">
+  <w:abstractNum w:abstractNumId="38" w15:restartNumberingAfterBreak="0">
     <w:nsid w:val="7E137313"/>
     <w:multiLevelType w:val="multilevel"/>
     <w:tmpl w:val="04407F3E"/>
@@ -5055,85 +6085,121 @@
     </w:lvl>
   </w:abstractNum>
   <w:num w:numId="1" w16cid:durableId="1839610641">
-    <w:abstractNumId w:val="6"/>
+    <w:abstractNumId w:val="11"/>
   </w:num>
   <w:num w:numId="2" w16cid:durableId="183253094">
-    <w:abstractNumId w:val="11"/>
+    <w:abstractNumId w:val="19"/>
   </w:num>
   <w:num w:numId="3" w16cid:durableId="323971474">
-    <w:abstractNumId w:val="18"/>
+    <w:abstractNumId w:val="28"/>
   </w:num>
   <w:num w:numId="4" w16cid:durableId="1283339584">
-    <w:abstractNumId w:val="16"/>
+    <w:abstractNumId w:val="25"/>
   </w:num>
   <w:num w:numId="5" w16cid:durableId="1825777182">
     <w:abstractNumId w:val="0"/>
   </w:num>
   <w:num w:numId="6" w16cid:durableId="496381482">
+    <w:abstractNumId w:val="33"/>
+  </w:num>
+  <w:num w:numId="7" w16cid:durableId="1512723816">
+    <w:abstractNumId w:val="15"/>
+  </w:num>
+  <w:num w:numId="8" w16cid:durableId="131021338">
+    <w:abstractNumId w:val="18"/>
+  </w:num>
+  <w:num w:numId="9" w16cid:durableId="706682405">
+    <w:abstractNumId w:val="9"/>
+  </w:num>
+  <w:num w:numId="10" w16cid:durableId="580799879">
+    <w:abstractNumId w:val="17"/>
+  </w:num>
+  <w:num w:numId="11" w16cid:durableId="1383166331">
+    <w:abstractNumId w:val="30"/>
+  </w:num>
+  <w:num w:numId="12" w16cid:durableId="1978140984">
+    <w:abstractNumId w:val="24"/>
+  </w:num>
+  <w:num w:numId="13" w16cid:durableId="1836801045">
     <w:abstractNumId w:val="22"/>
   </w:num>
-  <w:num w:numId="7" w16cid:durableId="1512723816">
-    <w:abstractNumId w:val="7"/>
-  </w:num>
-  <w:num w:numId="8" w16cid:durableId="131021338">
-    <w:abstractNumId w:val="10"/>
-  </w:num>
-  <w:num w:numId="9" w16cid:durableId="706682405">
-    <w:abstractNumId w:val="5"/>
-  </w:num>
-  <w:num w:numId="10" w16cid:durableId="580799879">
-    <w:abstractNumId w:val="9"/>
-  </w:num>
-  <w:num w:numId="11" w16cid:durableId="1383166331">
-    <w:abstractNumId w:val="19"/>
-  </w:num>
-  <w:num w:numId="12" w16cid:durableId="1978140984">
-    <w:abstractNumId w:val="15"/>
-  </w:num>
-  <w:num w:numId="13" w16cid:durableId="1836801045">
-    <w:abstractNumId w:val="14"/>
-  </w:num>
   <w:num w:numId="14" w16cid:durableId="67578767">
-    <w:abstractNumId w:val="12"/>
+    <w:abstractNumId w:val="20"/>
   </w:num>
   <w:num w:numId="15" w16cid:durableId="1675646060">
+    <w:abstractNumId w:val="16"/>
+  </w:num>
+  <w:num w:numId="16" w16cid:durableId="1442414019">
+    <w:abstractNumId w:val="37"/>
+  </w:num>
+  <w:num w:numId="17" w16cid:durableId="1266964317">
+    <w:abstractNumId w:val="32"/>
+  </w:num>
+  <w:num w:numId="18" w16cid:durableId="713579078">
+    <w:abstractNumId w:val="21"/>
+  </w:num>
+  <w:num w:numId="19" w16cid:durableId="1639337131">
+    <w:abstractNumId w:val="34"/>
+  </w:num>
+  <w:num w:numId="20" w16cid:durableId="2071536088">
+    <w:abstractNumId w:val="38"/>
+  </w:num>
+  <w:num w:numId="21" w16cid:durableId="1148211525">
     <w:abstractNumId w:val="8"/>
   </w:num>
-  <w:num w:numId="16" w16cid:durableId="1442414019">
-    <w:abstractNumId w:val="25"/>
+  <w:num w:numId="22" w16cid:durableId="1581018061">
+    <w:abstractNumId w:val="35"/>
   </w:num>
-  <w:num w:numId="17" w16cid:durableId="1266964317">
-    <w:abstractNumId w:val="21"/>
-  </w:num>
-  <w:num w:numId="18" w16cid:durableId="713579078">
-    <w:abstractNumId w:val="13"/>
-  </w:num>
-  <w:num w:numId="19" w16cid:durableId="1639337131">
-    <w:abstractNumId w:val="23"/>
-  </w:num>
-  <w:num w:numId="20" w16cid:durableId="2071536088">
+  <w:num w:numId="23" w16cid:durableId="720402356">
     <w:abstractNumId w:val="26"/>
   </w:num>
-  <w:num w:numId="21" w16cid:durableId="1148211525">
-    <w:abstractNumId w:val="4"/>
-  </w:num>
-  <w:num w:numId="22" w16cid:durableId="1581018061">
-    <w:abstractNumId w:val="24"/>
-  </w:num>
-  <w:num w:numId="23" w16cid:durableId="720402356">
-    <w:abstractNumId w:val="17"/>
-  </w:num>
   <w:num w:numId="24" w16cid:durableId="1040208771">
-    <w:abstractNumId w:val="3"/>
+    <w:abstractNumId w:val="5"/>
   </w:num>
   <w:num w:numId="25" w16cid:durableId="2050717747">
     <w:abstractNumId w:val="1"/>
   </w:num>
   <w:num w:numId="26" w16cid:durableId="1915161839">
+    <w:abstractNumId w:val="4"/>
+  </w:num>
+  <w:num w:numId="27" w16cid:durableId="2120372403">
+    <w:abstractNumId w:val="31"/>
+  </w:num>
+  <w:num w:numId="28" w16cid:durableId="1860771804">
+    <w:abstractNumId w:val="7"/>
+  </w:num>
+  <w:num w:numId="29" w16cid:durableId="1272014729">
+    <w:abstractNumId w:val="36"/>
+  </w:num>
+  <w:num w:numId="30" w16cid:durableId="1907110157">
+    <w:abstractNumId w:val="13"/>
+  </w:num>
+  <w:num w:numId="31" w16cid:durableId="973758537">
     <w:abstractNumId w:val="2"/>
   </w:num>
-  <w:num w:numId="27" w16cid:durableId="2120372403">
-    <w:abstractNumId w:val="20"/>
+  <w:num w:numId="32" w16cid:durableId="1564101644">
+    <w:abstractNumId w:val="6"/>
+  </w:num>
+  <w:num w:numId="33" w16cid:durableId="125317720">
+    <w:abstractNumId w:val="12"/>
+  </w:num>
+  <w:num w:numId="34" w16cid:durableId="1618222637">
+    <w:abstractNumId w:val="3"/>
+  </w:num>
+  <w:num w:numId="35" w16cid:durableId="872426480">
+    <w:abstractNumId w:val="29"/>
+  </w:num>
+  <w:num w:numId="36" w16cid:durableId="842283275">
+    <w:abstractNumId w:val="27"/>
+  </w:num>
+  <w:num w:numId="37" w16cid:durableId="1703941889">
+    <w:abstractNumId w:val="10"/>
+  </w:num>
+  <w:num w:numId="38" w16cid:durableId="27536061">
+    <w:abstractNumId w:val="14"/>
+  </w:num>
+  <w:num w:numId="39" w16cid:durableId="172916457">
+    <w:abstractNumId w:val="23"/>
   </w:num>
 </w:numbering>
 </file>

--- a/DW&BI/GirlsPower_Cristea_Bianca_Proiect.docx
+++ b/DW&BI/GirlsPower_Cristea_Bianca_Proiect.docx
@@ -283,23 +283,24 @@
         <w:rPr>
           <w:lang w:val="es-ES"/>
         </w:rPr>
-        <w:t xml:space="preserve">               </w:t>
-      </w:r>
-      <w:r>
+        <w:t xml:space="preserve">   </w:t>
+      </w:r>
+    </w:p>
+    <w:p>
+      <w:pPr>
         <w:rPr>
           <w:lang w:val="es-ES"/>
         </w:rPr>
-        <w:t> </w:t>
-      </w:r>
+      </w:pPr>
       <w:r>
         <w:rPr>
           <w:noProof/>
         </w:rPr>
         <w:drawing>
-          <wp:inline distT="0" distB="0" distL="0" distR="0" wp14:anchorId="5F5D8C03" wp14:editId="47C33FED">
-            <wp:extent cx="4933950" cy="3086100"/>
-            <wp:effectExtent l="0" t="0" r="0" b="0"/>
-            <wp:docPr id="1958363103" name="Picture 1"/>
+          <wp:inline distT="0" distB="0" distL="0" distR="0" wp14:anchorId="7642896A" wp14:editId="36AE04F1">
+            <wp:extent cx="5270500" cy="3906029"/>
+            <wp:effectExtent l="0" t="0" r="6350" b="0"/>
+            <wp:docPr id="839591965" name="Picture 1"/>
             <wp:cNvGraphicFramePr>
               <a:graphicFrameLocks xmlns:a="http://schemas.openxmlformats.org/drawingml/2006/main" noChangeAspect="1"/>
             </wp:cNvGraphicFramePr>
@@ -307,41 +308,23 @@
               <a:graphicData uri="http://schemas.openxmlformats.org/drawingml/2006/picture">
                 <pic:pic xmlns:pic="http://schemas.openxmlformats.org/drawingml/2006/picture">
                   <pic:nvPicPr>
-                    <pic:cNvPr id="0" name="Picture 1"/>
-                    <pic:cNvPicPr>
-                      <a:picLocks noChangeAspect="1" noChangeArrowheads="1"/>
-                    </pic:cNvPicPr>
+                    <pic:cNvPr id="839591965" name=""/>
+                    <pic:cNvPicPr/>
                   </pic:nvPicPr>
-                  <pic:blipFill rotWithShape="1">
-                    <a:blip r:embed="rId5">
-                      <a:extLst>
-                        <a:ext uri="{28A0092B-C50C-407E-A947-70E740481C1C}">
-                          <a14:useLocalDpi xmlns:a14="http://schemas.microsoft.com/office/drawing/2010/main" val="0"/>
-                        </a:ext>
-                      </a:extLst>
-                    </a:blip>
-                    <a:srcRect t="11689" r="-3057"/>
+                  <pic:blipFill>
+                    <a:blip r:embed="rId5"/>
                     <a:stretch>
                       <a:fillRect/>
                     </a:stretch>
                   </pic:blipFill>
-                  <pic:spPr bwMode="auto">
+                  <pic:spPr>
                     <a:xfrm>
                       <a:off x="0" y="0"/>
-                      <a:ext cx="4940478" cy="3090183"/>
+                      <a:ext cx="5277328" cy="3911089"/>
                     </a:xfrm>
                     <a:prstGeom prst="rect">
                       <a:avLst/>
                     </a:prstGeom>
-                    <a:noFill/>
-                    <a:ln>
-                      <a:noFill/>
-                    </a:ln>
-                    <a:extLst>
-                      <a:ext uri="{53640926-AAD7-44D8-BBD7-CCE9431645EC}">
-                        <a14:shadowObscured xmlns:a14="http://schemas.microsoft.com/office/drawing/2010/main"/>
-                      </a:ext>
-                    </a:extLst>
                   </pic:spPr>
                 </pic:pic>
               </a:graphicData>
@@ -366,13 +349,6 @@
     </w:p>
     <w:p>
       <w:pPr>
-        <w:rPr>
-          <w:lang w:val="es-ES"/>
-        </w:rPr>
-      </w:pPr>
-    </w:p>
-    <w:p>
-      <w:pPr>
         <w:numPr>
           <w:ilvl w:val="0"/>
           <w:numId w:val="31"/>
@@ -387,7 +363,6 @@
           <w:bCs/>
           <w:lang w:val="ro-RO"/>
         </w:rPr>
-        <w:lastRenderedPageBreak/>
         <w:t xml:space="preserve">(0,5p) </w:t>
       </w:r>
       <w:r>
@@ -434,10 +409,10 @@
           <w:noProof/>
         </w:rPr>
         <w:drawing>
-          <wp:inline distT="0" distB="0" distL="0" distR="0" wp14:anchorId="5085DCD1" wp14:editId="3A752481">
-            <wp:extent cx="4533900" cy="2978150"/>
-            <wp:effectExtent l="0" t="0" r="0" b="0"/>
-            <wp:docPr id="1932548295" name="Picture 2"/>
+          <wp:inline distT="0" distB="0" distL="0" distR="0" wp14:anchorId="4430F25F" wp14:editId="590B8E2A">
+            <wp:extent cx="5937250" cy="4842157"/>
+            <wp:effectExtent l="0" t="0" r="6350" b="0"/>
+            <wp:docPr id="311488076" name="Picture 1"/>
             <wp:cNvGraphicFramePr>
               <a:graphicFrameLocks xmlns:a="http://schemas.openxmlformats.org/drawingml/2006/main" noChangeAspect="1"/>
             </wp:cNvGraphicFramePr>
@@ -445,41 +420,23 @@
               <a:graphicData uri="http://schemas.openxmlformats.org/drawingml/2006/picture">
                 <pic:pic xmlns:pic="http://schemas.openxmlformats.org/drawingml/2006/picture">
                   <pic:nvPicPr>
-                    <pic:cNvPr id="0" name="Picture 3"/>
-                    <pic:cNvPicPr>
-                      <a:picLocks noChangeAspect="1" noChangeArrowheads="1"/>
-                    </pic:cNvPicPr>
+                    <pic:cNvPr id="311488076" name=""/>
+                    <pic:cNvPicPr/>
                   </pic:nvPicPr>
-                  <pic:blipFill rotWithShape="1">
-                    <a:blip r:embed="rId6">
-                      <a:extLst>
-                        <a:ext uri="{28A0092B-C50C-407E-A947-70E740481C1C}">
-                          <a14:useLocalDpi xmlns:a14="http://schemas.microsoft.com/office/drawing/2010/main" val="0"/>
-                        </a:ext>
-                      </a:extLst>
-                    </a:blip>
-                    <a:srcRect l="1" t="12987" r="-2149"/>
+                  <pic:blipFill>
+                    <a:blip r:embed="rId6"/>
                     <a:stretch>
                       <a:fillRect/>
                     </a:stretch>
                   </pic:blipFill>
-                  <pic:spPr bwMode="auto">
+                  <pic:spPr>
                     <a:xfrm>
                       <a:off x="0" y="0"/>
-                      <a:ext cx="4539669" cy="2981939"/>
+                      <a:ext cx="5939568" cy="4844047"/>
                     </a:xfrm>
                     <a:prstGeom prst="rect">
                       <a:avLst/>
                     </a:prstGeom>
-                    <a:noFill/>
-                    <a:ln>
-                      <a:noFill/>
-                    </a:ln>
-                    <a:extLst>
-                      <a:ext uri="{53640926-AAD7-44D8-BBD7-CCE9431645EC}">
-                        <a14:shadowObscured xmlns:a14="http://schemas.microsoft.com/office/drawing/2010/main"/>
-                      </a:ext>
-                    </a:extLst>
                   </pic:spPr>
                 </pic:pic>
               </a:graphicData>
@@ -490,6 +447,76 @@
     </w:p>
     <w:p>
       <w:pPr>
+        <w:rPr>
+          <w:lang w:val="es-ES"/>
+        </w:rPr>
+      </w:pPr>
+    </w:p>
+    <w:p>
+      <w:pPr>
+        <w:rPr>
+          <w:lang w:val="es-ES"/>
+        </w:rPr>
+      </w:pPr>
+    </w:p>
+    <w:p>
+      <w:pPr>
+        <w:rPr>
+          <w:lang w:val="es-ES"/>
+        </w:rPr>
+      </w:pPr>
+    </w:p>
+    <w:p>
+      <w:pPr>
+        <w:rPr>
+          <w:lang w:val="es-ES"/>
+        </w:rPr>
+      </w:pPr>
+    </w:p>
+    <w:p>
+      <w:pPr>
+        <w:rPr>
+          <w:lang w:val="es-ES"/>
+        </w:rPr>
+      </w:pPr>
+    </w:p>
+    <w:p>
+      <w:pPr>
+        <w:rPr>
+          <w:lang w:val="es-ES"/>
+        </w:rPr>
+      </w:pPr>
+    </w:p>
+    <w:p>
+      <w:pPr>
+        <w:rPr>
+          <w:lang w:val="es-ES"/>
+        </w:rPr>
+      </w:pPr>
+    </w:p>
+    <w:p>
+      <w:pPr>
+        <w:rPr>
+          <w:lang w:val="es-ES"/>
+        </w:rPr>
+      </w:pPr>
+    </w:p>
+    <w:p>
+      <w:pPr>
+        <w:rPr>
+          <w:lang w:val="es-ES"/>
+        </w:rPr>
+      </w:pPr>
+    </w:p>
+    <w:p>
+      <w:pPr>
+        <w:rPr>
+          <w:lang w:val="es-ES"/>
+        </w:rPr>
+      </w:pPr>
+    </w:p>
+    <w:p>
+      <w:pPr>
         <w:numPr>
           <w:ilvl w:val="0"/>
           <w:numId w:val="32"/>
@@ -504,6 +531,7 @@
           <w:bCs/>
           <w:lang w:val="ro-RO"/>
         </w:rPr>
+        <w:lastRenderedPageBreak/>
         <w:t xml:space="preserve">(1,5p) </w:t>
       </w:r>
       <w:r>
@@ -539,10 +567,10 @@
           <w:noProof/>
         </w:rPr>
         <w:drawing>
-          <wp:inline distT="0" distB="0" distL="0" distR="0" wp14:anchorId="3B0635E4" wp14:editId="784E3B2D">
-            <wp:extent cx="5098729" cy="3479800"/>
-            <wp:effectExtent l="0" t="0" r="6985" b="6350"/>
-            <wp:docPr id="713392989" name="Picture 3"/>
+          <wp:inline distT="0" distB="0" distL="0" distR="0" wp14:anchorId="05DE6329" wp14:editId="4427EE76">
+            <wp:extent cx="4787900" cy="3104684"/>
+            <wp:effectExtent l="0" t="0" r="0" b="635"/>
+            <wp:docPr id="91159516" name="Picture 1"/>
             <wp:cNvGraphicFramePr>
               <a:graphicFrameLocks xmlns:a="http://schemas.openxmlformats.org/drawingml/2006/main" noChangeAspect="1"/>
             </wp:cNvGraphicFramePr>
@@ -550,41 +578,23 @@
               <a:graphicData uri="http://schemas.openxmlformats.org/drawingml/2006/picture">
                 <pic:pic xmlns:pic="http://schemas.openxmlformats.org/drawingml/2006/picture">
                   <pic:nvPicPr>
-                    <pic:cNvPr id="0" name="Picture 5"/>
-                    <pic:cNvPicPr>
-                      <a:picLocks noChangeAspect="1" noChangeArrowheads="1"/>
-                    </pic:cNvPicPr>
+                    <pic:cNvPr id="91159516" name=""/>
+                    <pic:cNvPicPr/>
                   </pic:nvPicPr>
-                  <pic:blipFill rotWithShape="1">
-                    <a:blip r:embed="rId7">
-                      <a:extLst>
-                        <a:ext uri="{28A0092B-C50C-407E-A947-70E740481C1C}">
-                          <a14:useLocalDpi xmlns:a14="http://schemas.microsoft.com/office/drawing/2010/main" val="0"/>
-                        </a:ext>
-                      </a:extLst>
-                    </a:blip>
-                    <a:srcRect t="9879" r="-321"/>
+                  <pic:blipFill>
+                    <a:blip r:embed="rId7"/>
                     <a:stretch>
                       <a:fillRect/>
                     </a:stretch>
                   </pic:blipFill>
-                  <pic:spPr bwMode="auto">
+                  <pic:spPr>
                     <a:xfrm>
                       <a:off x="0" y="0"/>
-                      <a:ext cx="5113844" cy="3490116"/>
+                      <a:ext cx="4792963" cy="3107967"/>
                     </a:xfrm>
                     <a:prstGeom prst="rect">
                       <a:avLst/>
                     </a:prstGeom>
-                    <a:noFill/>
-                    <a:ln>
-                      <a:noFill/>
-                    </a:ln>
-                    <a:extLst>
-                      <a:ext uri="{53640926-AAD7-44D8-BBD7-CCE9431645EC}">
-                        <a14:shadowObscured xmlns:a14="http://schemas.microsoft.com/office/drawing/2010/main"/>
-                      </a:ext>
-                    </a:extLst>
                   </pic:spPr>
                 </pic:pic>
               </a:graphicData>
@@ -695,7 +705,6 @@
           <w:bCs/>
           <w:lang w:val="ro-RO"/>
         </w:rPr>
-        <w:lastRenderedPageBreak/>
         <w:t xml:space="preserve">(0,5p) </w:t>
       </w:r>
       <w:r>
@@ -885,6 +894,7 @@
           <w:bCs/>
           <w:lang w:val="ro-RO"/>
         </w:rPr>
+        <w:lastRenderedPageBreak/>
         <w:t>Cerințe Implementare Modul Back-end</w:t>
       </w:r>
       <w:r>
@@ -1160,6 +1170,7 @@
           <w:bCs/>
           <w:lang w:val="ro-RO"/>
         </w:rPr>
+        <w:lastRenderedPageBreak/>
         <w:t xml:space="preserve">(0,5p) </w:t>
       </w:r>
       <w:r>
@@ -1519,7 +1530,6 @@
           <w:u w:val="single"/>
           <w:lang w:val="ro-RO"/>
         </w:rPr>
-        <w:lastRenderedPageBreak/>
         <w:t>ETAPA IMPLEMENTARE APLICAȚIE – FRONT-END</w:t>
       </w:r>
       <w:r>
